--- a/fra/docx/41.content.docx
+++ b/fra/docx/41.content.docx
@@ -19,7 +19,7 @@
         <w:rPr>
           <w:lang w:val="fr_FR" w:bidi="fr_FR"/>
         </w:rPr>
-        <w:t>Resource: Notes d'étude - Introductions aux livres (Tyndale)</w:t>
+        <w:t>Resource: Tyndale Open Study Notes</w:t>
       </w:r>
       <w:r>
         <w:rPr>
@@ -112,7 +112,7 @@
         <w:rPr>
           <w:lang w:val="fr_FR" w:bidi="fr_FR"/>
         </w:rPr>
-        <w:t>Notes d'étude - Introductions aux livres (Tyndale)</w:t>
+        <w:t>Tyndale Open Study Notes</w:t>
       </w:r>
     </w:p>
     <w:p>

--- a/fra/docx/41.content.docx
+++ b/fra/docx/41.content.docx
@@ -19,7 +19,7 @@
         <w:rPr>
           <w:lang w:val="fr_FR" w:bidi="fr_FR"/>
         </w:rPr>
-        <w:t>Resource: Tyndale Open Study Notes</w:t>
+        <w:t>Resource: Aquifer Open Study Notes (Book Intros)</w:t>
       </w:r>
       <w:r>
         <w:rPr>
@@ -112,7 +112,7 @@
         <w:rPr>
           <w:lang w:val="fr_FR" w:bidi="fr_FR"/>
         </w:rPr>
-        <w:t>Tyndale Open Study Notes</w:t>
+        <w:t>Aquifer Open Study Notes (Book Intros)</w:t>
       </w:r>
     </w:p>
     <w:p>

--- a/fra/docx/41.content.docx
+++ b/fra/docx/41.content.docx
@@ -233,18 +233,12 @@
         </w:rPr>
         <w:t>Dans son verset d’ouverture, Marc offre aux lecteurs l’élément principal à avoir en tête pour pouvoir comprendre son Evangile : bien qu’il ait beaucoup à nous apprendre à propos des disciples et des autres personnages, le plus important est de comprendre son enseignement par rapport à Jésus : il est « le Messie, le Fils de Dieu » (</w:t>
       </w:r>
-      <w:hyperlink r:id="rId13">
-        <w:r>
-          <w:rPr>
-            <w:lang w:val="fr_FR" w:bidi="fr_FR"/>
-          </w:rPr>
-          <w:rPr>
-            <w:color w:val="0000EE"/>
-            <w:u w:val="single"/>
-          </w:rPr>
-          <w:t>Marc 1:1</w:t>
-        </w:r>
-      </w:hyperlink>
+      <w:r>
+        <w:rPr>
+          <w:lang w:val="fr_FR" w:bidi="fr_FR"/>
+        </w:rPr>
+        <w:t>Marc 1:1</w:t>
+      </w:r>
       <w:r>
         <w:rPr>
           <w:lang w:val="fr_FR" w:bidi="fr_FR"/>
@@ -276,18 +270,12 @@
         </w:rPr>
         <w:t>Beaucoup pensent que Marc est le plus ancien des quatre Evangiles canoniques. Avant sa rédaction, il n’y avait pas d’Evangiles en tant que tels. Les traditions évangéliques étaient transmises ou « délivrées » par voie orale, sous la supervision des témoins et ministres de la Parole de Dieu (</w:t>
       </w:r>
-      <w:hyperlink r:id="rId14">
-        <w:r>
-          <w:rPr>
-            <w:lang w:val="fr_FR" w:bidi="fr_FR"/>
-          </w:rPr>
-          <w:rPr>
-            <w:color w:val="0000EE"/>
-            <w:u w:val="single"/>
-          </w:rPr>
-          <w:t>Luc 1:2</w:t>
-        </w:r>
-      </w:hyperlink>
+      <w:r>
+        <w:rPr>
+          <w:lang w:val="fr_FR" w:bidi="fr_FR"/>
+        </w:rPr>
+        <w:t>Luc 1:2</w:t>
+      </w:r>
       <w:r>
         <w:rPr>
           <w:lang w:val="fr_FR" w:bidi="fr_FR"/>
@@ -319,36 +307,24 @@
         </w:rPr>
         <w:t xml:space="preserve">La structure générale de l’Evangile selon Marc est géographique. Les neuf premiers chapitres racontent les événements du ministère de Jésus en Galilée et dans les régions environnantes. En </w:t>
       </w:r>
-      <w:hyperlink r:id="rId15">
-        <w:r>
-          <w:rPr>
-            <w:lang w:val="fr_FR" w:bidi="fr_FR"/>
-          </w:rPr>
-          <w:rPr>
-            <w:color w:val="0000EE"/>
-            <w:u w:val="single"/>
-          </w:rPr>
-          <w:t>10:1–52</w:t>
-        </w:r>
-      </w:hyperlink>
+      <w:r>
+        <w:rPr>
+          <w:lang w:val="fr_FR" w:bidi="fr_FR"/>
+        </w:rPr>
+        <w:t>10:1–52</w:t>
+      </w:r>
       <w:r>
         <w:rPr>
           <w:lang w:val="fr_FR" w:bidi="fr_FR"/>
         </w:rPr>
         <w:t>, Jésus et ses disciples voyagent de Galilée à Jérusalem, puis les derniers chapitres du livre (</w:t>
       </w:r>
-      <w:hyperlink r:id="rId16">
-        <w:r>
-          <w:rPr>
-            <w:lang w:val="fr_FR" w:bidi="fr_FR"/>
-          </w:rPr>
-          <w:rPr>
-            <w:color w:val="0000EE"/>
-            <w:u w:val="single"/>
-          </w:rPr>
-          <w:t>11:1–16:20</w:t>
-        </w:r>
-      </w:hyperlink>
+      <w:r>
+        <w:rPr>
+          <w:lang w:val="fr_FR" w:bidi="fr_FR"/>
+        </w:rPr>
+        <w:t>11:1–16:20</w:t>
+      </w:r>
       <w:r>
         <w:rPr>
           <w:lang w:val="fr_FR" w:bidi="fr_FR"/>
@@ -369,270 +345,180 @@
         </w:rPr>
         <w:t>Dans cette configuration géographique, Marc organise une grande partie de son récit par thème. Ainsi, on a des récits de miracles (</w:t>
       </w:r>
-      <w:hyperlink r:id="rId17">
-        <w:r>
-          <w:rPr>
-            <w:lang w:val="fr_FR" w:bidi="fr_FR"/>
-          </w:rPr>
-          <w:rPr>
-            <w:color w:val="0000EE"/>
-            <w:u w:val="single"/>
-          </w:rPr>
-          <w:t>1:21–45</w:t>
-        </w:r>
-      </w:hyperlink>
+      <w:r>
+        <w:rPr>
+          <w:lang w:val="fr_FR" w:bidi="fr_FR"/>
+        </w:rPr>
+        <w:t>1:21–45</w:t>
+      </w:r>
       <w:r>
         <w:rPr>
           <w:lang w:val="fr_FR" w:bidi="fr_FR"/>
         </w:rPr>
         <w:t xml:space="preserve">; </w:t>
       </w:r>
-      <w:hyperlink r:id="rId18">
-        <w:r>
-          <w:rPr>
-            <w:lang w:val="fr_FR" w:bidi="fr_FR"/>
-          </w:rPr>
-          <w:rPr>
-            <w:color w:val="0000EE"/>
-            <w:u w:val="single"/>
-          </w:rPr>
-          <w:t>4:35–5:43</w:t>
-        </w:r>
-      </w:hyperlink>
+      <w:r>
+        <w:rPr>
+          <w:lang w:val="fr_FR" w:bidi="fr_FR"/>
+        </w:rPr>
+        <w:t>4:35–5:43</w:t>
+      </w:r>
       <w:r>
         <w:rPr>
           <w:lang w:val="fr_FR" w:bidi="fr_FR"/>
         </w:rPr>
         <w:t>), de controverses (</w:t>
       </w:r>
-      <w:hyperlink r:id="rId19">
-        <w:r>
-          <w:rPr>
-            <w:lang w:val="fr_FR" w:bidi="fr_FR"/>
-          </w:rPr>
-          <w:rPr>
-            <w:color w:val="0000EE"/>
-            <w:u w:val="single"/>
-          </w:rPr>
-          <w:t>2:1–3:6</w:t>
-        </w:r>
-      </w:hyperlink>
+      <w:r>
+        <w:rPr>
+          <w:lang w:val="fr_FR" w:bidi="fr_FR"/>
+        </w:rPr>
+        <w:t>2:1–3:6</w:t>
+      </w:r>
       <w:r>
         <w:rPr>
           <w:lang w:val="fr_FR" w:bidi="fr_FR"/>
         </w:rPr>
         <w:t xml:space="preserve">; </w:t>
       </w:r>
-      <w:hyperlink r:id="rId20">
-        <w:r>
-          <w:rPr>
-            <w:lang w:val="fr_FR" w:bidi="fr_FR"/>
-          </w:rPr>
-          <w:rPr>
-            <w:color w:val="0000EE"/>
-            <w:u w:val="single"/>
-          </w:rPr>
-          <w:t>12:13–37</w:t>
-        </w:r>
-      </w:hyperlink>
+      <w:r>
+        <w:rPr>
+          <w:lang w:val="fr_FR" w:bidi="fr_FR"/>
+        </w:rPr>
+        <w:t>12:13–37</w:t>
+      </w:r>
       <w:r>
         <w:rPr>
           <w:lang w:val="fr_FR" w:bidi="fr_FR"/>
         </w:rPr>
         <w:t>), de paraboles (</w:t>
       </w:r>
-      <w:hyperlink r:id="rId21">
-        <w:r>
-          <w:rPr>
-            <w:lang w:val="fr_FR" w:bidi="fr_FR"/>
-          </w:rPr>
-          <w:rPr>
-            <w:color w:val="0000EE"/>
-            <w:u w:val="single"/>
-          </w:rPr>
-          <w:t>4:1–34</w:t>
-        </w:r>
-      </w:hyperlink>
+      <w:r>
+        <w:rPr>
+          <w:lang w:val="fr_FR" w:bidi="fr_FR"/>
+        </w:rPr>
+        <w:t>4:1–34</w:t>
+      </w:r>
       <w:r>
         <w:rPr>
           <w:lang w:val="fr_FR" w:bidi="fr_FR"/>
         </w:rPr>
         <w:t>) et des enseignements à propos des temps de la fin (</w:t>
       </w:r>
-      <w:hyperlink r:id="rId22">
-        <w:r>
-          <w:rPr>
-            <w:lang w:val="fr_FR" w:bidi="fr_FR"/>
-          </w:rPr>
-          <w:rPr>
-            <w:color w:val="0000EE"/>
-            <w:u w:val="single"/>
-          </w:rPr>
-          <w:t>13:5–37</w:t>
-        </w:r>
-      </w:hyperlink>
+      <w:r>
+        <w:rPr>
+          <w:lang w:val="fr_FR" w:bidi="fr_FR"/>
+        </w:rPr>
+        <w:t>13:5–37</w:t>
+      </w:r>
       <w:r>
         <w:rPr>
           <w:lang w:val="fr_FR" w:bidi="fr_FR"/>
         </w:rPr>
         <w:t>). Certains éléments indiquent un ordre des événements : le ministère de Jésus commence par son baptême (</w:t>
       </w:r>
-      <w:hyperlink r:id="rId23">
-        <w:r>
-          <w:rPr>
-            <w:lang w:val="fr_FR" w:bidi="fr_FR"/>
-          </w:rPr>
-          <w:rPr>
-            <w:color w:val="0000EE"/>
-            <w:u w:val="single"/>
-          </w:rPr>
-          <w:t>1:2–11</w:t>
-        </w:r>
-      </w:hyperlink>
+      <w:r>
+        <w:rPr>
+          <w:lang w:val="fr_FR" w:bidi="fr_FR"/>
+        </w:rPr>
+        <w:t>1:2–11</w:t>
+      </w:r>
       <w:r>
         <w:rPr>
           <w:lang w:val="fr_FR" w:bidi="fr_FR"/>
         </w:rPr>
         <w:t xml:space="preserve">; voir </w:t>
       </w:r>
-      <w:hyperlink r:id="rId24">
-        <w:r>
-          <w:rPr>
-            <w:lang w:val="fr_FR" w:bidi="fr_FR"/>
-          </w:rPr>
-          <w:rPr>
-            <w:color w:val="0000EE"/>
-            <w:u w:val="single"/>
-          </w:rPr>
-          <w:t>Actes 1:22</w:t>
-        </w:r>
-      </w:hyperlink>
+      <w:r>
+        <w:rPr>
+          <w:lang w:val="fr_FR" w:bidi="fr_FR"/>
+        </w:rPr>
+        <w:t>Actes 1:22</w:t>
+      </w:r>
       <w:r>
         <w:rPr>
           <w:lang w:val="fr_FR" w:bidi="fr_FR"/>
         </w:rPr>
         <w:t xml:space="preserve">; </w:t>
       </w:r>
-      <w:hyperlink r:id="rId25">
-        <w:r>
-          <w:rPr>
-            <w:lang w:val="fr_FR" w:bidi="fr_FR"/>
-          </w:rPr>
-          <w:rPr>
-            <w:color w:val="0000EE"/>
-            <w:u w:val="single"/>
-          </w:rPr>
-          <w:t>10:37</w:t>
-        </w:r>
-      </w:hyperlink>
+      <w:r>
+        <w:rPr>
+          <w:lang w:val="fr_FR" w:bidi="fr_FR"/>
+        </w:rPr>
+        <w:t>10:37</w:t>
+      </w:r>
       <w:r>
         <w:rPr>
           <w:lang w:val="fr_FR" w:bidi="fr_FR"/>
         </w:rPr>
         <w:t>) et sa tentation (</w:t>
       </w:r>
-      <w:hyperlink r:id="rId26">
-        <w:r>
-          <w:rPr>
-            <w:lang w:val="fr_FR" w:bidi="fr_FR"/>
-          </w:rPr>
-          <w:rPr>
-            <w:color w:val="0000EE"/>
-            <w:u w:val="single"/>
-          </w:rPr>
-          <w:t>Marc 1:12–13</w:t>
-        </w:r>
-      </w:hyperlink>
+      <w:r>
+        <w:rPr>
+          <w:lang w:val="fr_FR" w:bidi="fr_FR"/>
+        </w:rPr>
+        <w:t>Marc 1:12–13</w:t>
+      </w:r>
       <w:r>
         <w:rPr>
           <w:lang w:val="fr_FR" w:bidi="fr_FR"/>
         </w:rPr>
         <w:t>), et se termine par sa souffrance, sa mort et sa résurrection (</w:t>
       </w:r>
-      <w:hyperlink r:id="rId27">
-        <w:r>
-          <w:rPr>
-            <w:lang w:val="fr_FR" w:bidi="fr_FR"/>
-          </w:rPr>
-          <w:rPr>
-            <w:color w:val="0000EE"/>
-            <w:u w:val="single"/>
-          </w:rPr>
-          <w:t>11:1–16:8</w:t>
-        </w:r>
-      </w:hyperlink>
+      <w:r>
+        <w:rPr>
+          <w:lang w:val="fr_FR" w:bidi="fr_FR"/>
+        </w:rPr>
+        <w:t>11:1–16:8</w:t>
+      </w:r>
       <w:r>
         <w:rPr>
           <w:lang w:val="fr_FR" w:bidi="fr_FR"/>
         </w:rPr>
         <w:t>). Certains récits individuels, comme la confession de Pierre à Césarée de Philippes (</w:t>
       </w:r>
-      <w:hyperlink r:id="rId28">
-        <w:r>
-          <w:rPr>
-            <w:lang w:val="fr_FR" w:bidi="fr_FR"/>
-          </w:rPr>
-          <w:rPr>
-            <w:color w:val="0000EE"/>
-            <w:u w:val="single"/>
-          </w:rPr>
-          <w:t>8:27–33</w:t>
-        </w:r>
-      </w:hyperlink>
+      <w:r>
+        <w:rPr>
+          <w:lang w:val="fr_FR" w:bidi="fr_FR"/>
+        </w:rPr>
+        <w:t>8:27–33</w:t>
+      </w:r>
       <w:r>
         <w:rPr>
           <w:lang w:val="fr_FR" w:bidi="fr_FR"/>
         </w:rPr>
         <w:t>) et la transfiguration de Jésus (</w:t>
       </w:r>
-      <w:hyperlink r:id="rId29">
-        <w:r>
-          <w:rPr>
-            <w:lang w:val="fr_FR" w:bidi="fr_FR"/>
-          </w:rPr>
-          <w:rPr>
-            <w:color w:val="0000EE"/>
-            <w:u w:val="single"/>
-          </w:rPr>
-          <w:t>9:1–13</w:t>
-        </w:r>
-      </w:hyperlink>
+      <w:r>
+        <w:rPr>
+          <w:lang w:val="fr_FR" w:bidi="fr_FR"/>
+        </w:rPr>
+        <w:t>9:1–13</w:t>
+      </w:r>
       <w:r>
         <w:rPr>
           <w:lang w:val="fr_FR" w:bidi="fr_FR"/>
         </w:rPr>
         <w:t xml:space="preserve">; voir aussi </w:t>
       </w:r>
-      <w:hyperlink r:id="rId30">
-        <w:r>
-          <w:rPr>
-            <w:lang w:val="fr_FR" w:bidi="fr_FR"/>
-          </w:rPr>
-          <w:rPr>
-            <w:color w:val="0000EE"/>
-            <w:u w:val="single"/>
-          </w:rPr>
-          <w:t>1:29</w:t>
-        </w:r>
-      </w:hyperlink>
+      <w:r>
+        <w:rPr>
+          <w:lang w:val="fr_FR" w:bidi="fr_FR"/>
+        </w:rPr>
+        <w:t>1:29</w:t>
+      </w:r>
       <w:r>
         <w:rPr>
           <w:lang w:val="fr_FR" w:bidi="fr_FR"/>
         </w:rPr>
         <w:t xml:space="preserve">, </w:t>
       </w:r>
-      <w:hyperlink r:id="rId31">
-        <w:r>
-          <w:rPr>
-            <w:lang w:val="fr_FR" w:bidi="fr_FR"/>
-          </w:rPr>
-          <w:rPr>
-            <w:color w:val="0000EE"/>
-            <w:u w:val="single"/>
-          </w:rPr>
-          <w:t>35</w:t>
-        </w:r>
-      </w:hyperlink>
+      <w:r>
+        <w:rPr>
+          <w:lang w:val="fr_FR" w:bidi="fr_FR"/>
+        </w:rPr>
+        <w:t>35</w:t>
+      </w:r>
       <w:r>
         <w:rPr>
           <w:lang w:val="fr_FR" w:bidi="fr_FR"/>
@@ -653,90 +539,60 @@
         </w:rPr>
         <w:t xml:space="preserve">Le tournant principal du ministère de Jésus est mis en avant en </w:t>
       </w:r>
-      <w:hyperlink r:id="rId28">
-        <w:r>
-          <w:rPr>
-            <w:lang w:val="fr_FR" w:bidi="fr_FR"/>
-          </w:rPr>
-          <w:rPr>
-            <w:color w:val="0000EE"/>
-            <w:u w:val="single"/>
-          </w:rPr>
-          <w:t>8:27–33</w:t>
-        </w:r>
-      </w:hyperlink>
+      <w:r>
+        <w:rPr>
+          <w:lang w:val="fr_FR" w:bidi="fr_FR"/>
+        </w:rPr>
+        <w:t>8:27–33</w:t>
+      </w:r>
       <w:r>
         <w:rPr>
           <w:lang w:val="fr_FR" w:bidi="fr_FR"/>
         </w:rPr>
         <w:t>, tout près du milieu du livre. À Césarée de Philippes, les disciples confessent pour la première fois leur foi en Jésus comme le Messie (</w:t>
       </w:r>
-      <w:hyperlink r:id="rId32">
-        <w:r>
-          <w:rPr>
-            <w:lang w:val="fr_FR" w:bidi="fr_FR"/>
-          </w:rPr>
-          <w:rPr>
-            <w:color w:val="0000EE"/>
-            <w:u w:val="single"/>
-          </w:rPr>
-          <w:t>8:29</w:t>
-        </w:r>
-      </w:hyperlink>
+      <w:r>
+        <w:rPr>
+          <w:lang w:val="fr_FR" w:bidi="fr_FR"/>
+        </w:rPr>
+        <w:t>8:29</w:t>
+      </w:r>
       <w:r>
         <w:rPr>
           <w:lang w:val="fr_FR" w:bidi="fr_FR"/>
         </w:rPr>
         <w:t>). Après cette confession, Jésus « commença à leur parler » de sa mort et de sa résurrection à venir (</w:t>
       </w:r>
-      <w:hyperlink r:id="rId33">
-        <w:r>
-          <w:rPr>
-            <w:lang w:val="fr_FR" w:bidi="fr_FR"/>
-          </w:rPr>
-          <w:rPr>
-            <w:color w:val="0000EE"/>
-            <w:u w:val="single"/>
-          </w:rPr>
-          <w:t>8:31</w:t>
-        </w:r>
-      </w:hyperlink>
+      <w:r>
+        <w:rPr>
+          <w:lang w:val="fr_FR" w:bidi="fr_FR"/>
+        </w:rPr>
+        <w:t>8:31</w:t>
+      </w:r>
       <w:r>
         <w:rPr>
           <w:lang w:val="fr_FR" w:bidi="fr_FR"/>
         </w:rPr>
         <w:t xml:space="preserve">; comp. avec </w:t>
       </w:r>
-      <w:hyperlink r:id="rId34">
-        <w:r>
-          <w:rPr>
-            <w:lang w:val="fr_FR" w:bidi="fr_FR"/>
-          </w:rPr>
-          <w:rPr>
-            <w:color w:val="0000EE"/>
-            <w:u w:val="single"/>
-          </w:rPr>
-          <w:t>Mat 16:21</w:t>
-        </w:r>
-      </w:hyperlink>
+      <w:r>
+        <w:rPr>
+          <w:lang w:val="fr_FR" w:bidi="fr_FR"/>
+        </w:rPr>
+        <w:t>Mat 16:21</w:t>
+      </w:r>
       <w:r>
         <w:rPr>
           <w:lang w:val="fr_FR" w:bidi="fr_FR"/>
         </w:rPr>
         <w:t xml:space="preserve">). La mort et la résurrection de Jésus sont le thème principal de </w:t>
       </w:r>
-      <w:hyperlink r:id="rId35">
-        <w:r>
-          <w:rPr>
-            <w:lang w:val="fr_FR" w:bidi="fr_FR"/>
-          </w:rPr>
-          <w:rPr>
-            <w:color w:val="0000EE"/>
-            <w:u w:val="single"/>
-          </w:rPr>
-          <w:t>8:31–16:8</w:t>
-        </w:r>
-      </w:hyperlink>
+      <w:r>
+        <w:rPr>
+          <w:lang w:val="fr_FR" w:bidi="fr_FR"/>
+        </w:rPr>
+        <w:t>8:31–16:8</w:t>
+      </w:r>
       <w:r>
         <w:rPr>
           <w:lang w:val="fr_FR" w:bidi="fr_FR"/>
@@ -795,36 +651,24 @@
         </w:rPr>
         <w:t xml:space="preserve">L’Eglise primitive attribuait unanimement cet Evangile à Jean Marc. Il est peu probable que Papias et les autres l’aient attribué à quelqu’un qui n’était même pas apôtre et dont la réputation était ternie (voir </w:t>
       </w:r>
-      <w:hyperlink r:id="rId36">
-        <w:r>
-          <w:rPr>
-            <w:lang w:val="fr_FR" w:bidi="fr_FR"/>
-          </w:rPr>
-          <w:rPr>
-            <w:color w:val="0000EE"/>
-            <w:u w:val="single"/>
-          </w:rPr>
-          <w:t>Actes 13:13</w:t>
-        </w:r>
-      </w:hyperlink>
+      <w:r>
+        <w:rPr>
+          <w:lang w:val="fr_FR" w:bidi="fr_FR"/>
+        </w:rPr>
+        <w:t>Actes 13:13</w:t>
+      </w:r>
       <w:r>
         <w:rPr>
           <w:lang w:val="fr_FR" w:bidi="fr_FR"/>
         </w:rPr>
         <w:t xml:space="preserve">; </w:t>
       </w:r>
-      <w:hyperlink r:id="rId37">
-        <w:r>
-          <w:rPr>
-            <w:lang w:val="fr_FR" w:bidi="fr_FR"/>
-          </w:rPr>
-          <w:rPr>
-            <w:color w:val="0000EE"/>
-            <w:u w:val="single"/>
-          </w:rPr>
-          <w:t>15:36–41</w:t>
-        </w:r>
-      </w:hyperlink>
+      <w:r>
+        <w:rPr>
+          <w:lang w:val="fr_FR" w:bidi="fr_FR"/>
+        </w:rPr>
+        <w:t>15:36–41</w:t>
+      </w:r>
       <w:r>
         <w:rPr>
           <w:lang w:val="fr_FR" w:bidi="fr_FR"/>
@@ -845,108 +689,72 @@
         </w:rPr>
         <w:t xml:space="preserve">L’auteur de cet Evangile était bilingue, ainsi que le suggèrent les expressions araméennes dans son texte grec (p. ex. </w:t>
       </w:r>
-      <w:hyperlink r:id="rId38">
-        <w:r>
-          <w:rPr>
-            <w:lang w:val="fr_FR" w:bidi="fr_FR"/>
-          </w:rPr>
-          <w:rPr>
-            <w:color w:val="0000EE"/>
-            <w:u w:val="single"/>
-          </w:rPr>
-          <w:t>Marc 5:41</w:t>
-        </w:r>
-      </w:hyperlink>
+      <w:r>
+        <w:rPr>
+          <w:lang w:val="fr_FR" w:bidi="fr_FR"/>
+        </w:rPr>
+        <w:t>Marc 5:41</w:t>
+      </w:r>
       <w:r>
         <w:rPr>
           <w:lang w:val="fr_FR" w:bidi="fr_FR"/>
         </w:rPr>
         <w:t xml:space="preserve">; </w:t>
       </w:r>
-      <w:hyperlink r:id="rId39">
-        <w:r>
-          <w:rPr>
-            <w:lang w:val="fr_FR" w:bidi="fr_FR"/>
-          </w:rPr>
-          <w:rPr>
-            <w:color w:val="0000EE"/>
-            <w:u w:val="single"/>
-          </w:rPr>
-          <w:t>7:34</w:t>
-        </w:r>
-      </w:hyperlink>
+      <w:r>
+        <w:rPr>
+          <w:lang w:val="fr_FR" w:bidi="fr_FR"/>
+        </w:rPr>
+        <w:t>7:34</w:t>
+      </w:r>
       <w:r>
         <w:rPr>
           <w:lang w:val="fr_FR" w:bidi="fr_FR"/>
         </w:rPr>
         <w:t xml:space="preserve">; </w:t>
       </w:r>
-      <w:hyperlink r:id="rId40">
-        <w:r>
-          <w:rPr>
-            <w:lang w:val="fr_FR" w:bidi="fr_FR"/>
-          </w:rPr>
-          <w:rPr>
-            <w:color w:val="0000EE"/>
-            <w:u w:val="single"/>
-          </w:rPr>
-          <w:t>15:34</w:t>
-        </w:r>
-      </w:hyperlink>
+      <w:r>
+        <w:rPr>
+          <w:lang w:val="fr_FR" w:bidi="fr_FR"/>
+        </w:rPr>
+        <w:t>15:34</w:t>
+      </w:r>
       <w:r>
         <w:rPr>
           <w:lang w:val="fr_FR" w:bidi="fr_FR"/>
         </w:rPr>
         <w:t xml:space="preserve">). Il était aussi Juif, c’est-à-dire qu’il connaissait les diverses coutumes juives, ce qui lui a permis de les expliquer à ses lecteurs non-Juifs ( </w:t>
       </w:r>
-      <w:hyperlink r:id="rId41">
-        <w:r>
-          <w:rPr>
-            <w:lang w:val="fr_FR" w:bidi="fr_FR"/>
-          </w:rPr>
-          <w:rPr>
-            <w:color w:val="0000EE"/>
-            <w:u w:val="single"/>
-          </w:rPr>
-          <w:t>7:3–4</w:t>
-        </w:r>
-      </w:hyperlink>
+      <w:r>
+        <w:rPr>
+          <w:lang w:val="fr_FR" w:bidi="fr_FR"/>
+        </w:rPr>
+        <w:t>7:3–4</w:t>
+      </w:r>
       <w:r>
         <w:rPr>
           <w:lang w:val="fr_FR" w:bidi="fr_FR"/>
         </w:rPr>
         <w:t xml:space="preserve">; </w:t>
       </w:r>
-      <w:hyperlink r:id="rId42">
-        <w:r>
-          <w:rPr>
-            <w:lang w:val="fr_FR" w:bidi="fr_FR"/>
-          </w:rPr>
-          <w:rPr>
-            <w:color w:val="0000EE"/>
-            <w:u w:val="single"/>
-          </w:rPr>
-          <w:t>14:12</w:t>
-        </w:r>
-      </w:hyperlink>
+      <w:r>
+        <w:rPr>
+          <w:lang w:val="fr_FR" w:bidi="fr_FR"/>
+        </w:rPr>
+        <w:t>14:12</w:t>
+      </w:r>
       <w:r>
         <w:rPr>
           <w:lang w:val="fr_FR" w:bidi="fr_FR"/>
         </w:rPr>
         <w:t>). Jean Marc était effectivement un Juif qui a grandit à Jérusalem (</w:t>
       </w:r>
-      <w:hyperlink r:id="rId43">
-        <w:r>
-          <w:rPr>
-            <w:lang w:val="fr_FR" w:bidi="fr_FR"/>
-          </w:rPr>
-          <w:rPr>
-            <w:color w:val="0000EE"/>
-            <w:u w:val="single"/>
-          </w:rPr>
-          <w:t>Actes 12:12</w:t>
-        </w:r>
-      </w:hyperlink>
+      <w:r>
+        <w:rPr>
+          <w:lang w:val="fr_FR" w:bidi="fr_FR"/>
+        </w:rPr>
+        <w:t>Actes 12:12</w:t>
+      </w:r>
       <w:r>
         <w:rPr>
           <w:lang w:val="fr_FR" w:bidi="fr_FR"/>
@@ -967,90 +775,60 @@
         </w:rPr>
         <w:t xml:space="preserve">Certains présentent l’objection que cet Evangile n’indique pas clairement un lien entre Marc et Pierre, selon eux, cet évangile ressemble davantage à une composition littéraire trop raffinée pour être un rapport direct du témoignage de Pierre. Cependant, si cet Evangile avait été écrit peu avant ou après la mort de Pierre (voir « Date » ci-dessous), Pierre racontait déjà ce récit depuis plus de trente ans, si bien qu’à force de le répéter, son témoignage a pu, au fil du temps, devenir plus raffiné. Il y a également des références à Pierre dans cet Evangile, qui peuvent être dues à la relation personnelle entre lui et Marc (p. ex. </w:t>
       </w:r>
-      <w:hyperlink r:id="rId44">
-        <w:r>
-          <w:rPr>
-            <w:lang w:val="fr_FR" w:bidi="fr_FR"/>
-          </w:rPr>
-          <w:rPr>
-            <w:color w:val="0000EE"/>
-            <w:u w:val="single"/>
-          </w:rPr>
-          <w:t>Marc 1:16–20</w:t>
-        </w:r>
-      </w:hyperlink>
+      <w:r>
+        <w:rPr>
+          <w:lang w:val="fr_FR" w:bidi="fr_FR"/>
+        </w:rPr>
+        <w:t>Marc 1:16–20</w:t>
+      </w:r>
       <w:r>
         <w:rPr>
           <w:lang w:val="fr_FR" w:bidi="fr_FR"/>
         </w:rPr>
         <w:t xml:space="preserve">; </w:t>
       </w:r>
-      <w:hyperlink r:id="rId45">
-        <w:r>
-          <w:rPr>
-            <w:lang w:val="fr_FR" w:bidi="fr_FR"/>
-          </w:rPr>
-          <w:rPr>
-            <w:color w:val="0000EE"/>
-            <w:u w:val="single"/>
-          </w:rPr>
-          <w:t>8:32–33</w:t>
-        </w:r>
-      </w:hyperlink>
+      <w:r>
+        <w:rPr>
+          <w:lang w:val="fr_FR" w:bidi="fr_FR"/>
+        </w:rPr>
+        <w:t>8:32–33</w:t>
+      </w:r>
       <w:r>
         <w:rPr>
           <w:lang w:val="fr_FR" w:bidi="fr_FR"/>
         </w:rPr>
         <w:t xml:space="preserve">; </w:t>
       </w:r>
-      <w:hyperlink r:id="rId46">
-        <w:r>
-          <w:rPr>
-            <w:lang w:val="fr_FR" w:bidi="fr_FR"/>
-          </w:rPr>
-          <w:rPr>
-            <w:color w:val="0000EE"/>
-            <w:u w:val="single"/>
-          </w:rPr>
-          <w:t>9:5–6</w:t>
-        </w:r>
-      </w:hyperlink>
+      <w:r>
+        <w:rPr>
+          <w:lang w:val="fr_FR" w:bidi="fr_FR"/>
+        </w:rPr>
+        <w:t>9:5–6</w:t>
+      </w:r>
       <w:r>
         <w:rPr>
           <w:lang w:val="fr_FR" w:bidi="fr_FR"/>
         </w:rPr>
         <w:t xml:space="preserve">; </w:t>
       </w:r>
-      <w:hyperlink r:id="rId47">
-        <w:r>
-          <w:rPr>
-            <w:lang w:val="fr_FR" w:bidi="fr_FR"/>
-          </w:rPr>
-          <w:rPr>
-            <w:color w:val="0000EE"/>
-            <w:u w:val="single"/>
-          </w:rPr>
-          <w:t>14:28–31</w:t>
-        </w:r>
-      </w:hyperlink>
+      <w:r>
+        <w:rPr>
+          <w:lang w:val="fr_FR" w:bidi="fr_FR"/>
+        </w:rPr>
+        <w:t>14:28–31</w:t>
+      </w:r>
       <w:r>
         <w:rPr>
           <w:lang w:val="fr_FR" w:bidi="fr_FR"/>
         </w:rPr>
         <w:t xml:space="preserve">, </w:t>
       </w:r>
-      <w:hyperlink r:id="rId48">
-        <w:r>
-          <w:rPr>
-            <w:lang w:val="fr_FR" w:bidi="fr_FR"/>
-          </w:rPr>
-          <w:rPr>
-            <w:color w:val="0000EE"/>
-            <w:u w:val="single"/>
-          </w:rPr>
-          <w:t>66–72</w:t>
-        </w:r>
-      </w:hyperlink>
+      <w:r>
+        <w:rPr>
+          <w:lang w:val="fr_FR" w:bidi="fr_FR"/>
+        </w:rPr>
+        <w:t>66–72</w:t>
+      </w:r>
       <w:r>
         <w:rPr>
           <w:lang w:val="fr_FR" w:bidi="fr_FR"/>
@@ -1082,90 +860,60 @@
         </w:rPr>
         <w:t>Jean Marc a probablement mis l’enseignement de Pierre à propos de Jésus par écrit vers le moment de sa mort. Il est mort à Rome vers 64 apr. J.-C., au cours de la persécution lancée par Néron contre les chrétiens. Marc a probablement écrit son Evangile vers la fin des années 60. Deux éléments appuient cette idée : 1) l’emphase sur la fidélité en temps de persécution (</w:t>
       </w:r>
-      <w:hyperlink r:id="rId49">
-        <w:r>
-          <w:rPr>
-            <w:lang w:val="fr_FR" w:bidi="fr_FR"/>
-          </w:rPr>
-          <w:rPr>
-            <w:color w:val="0000EE"/>
-            <w:u w:val="single"/>
-          </w:rPr>
-          <w:t>4:17</w:t>
-        </w:r>
-      </w:hyperlink>
+      <w:r>
+        <w:rPr>
+          <w:lang w:val="fr_FR" w:bidi="fr_FR"/>
+        </w:rPr>
+        <w:t>4:17</w:t>
+      </w:r>
       <w:r>
         <w:rPr>
           <w:lang w:val="fr_FR" w:bidi="fr_FR"/>
         </w:rPr>
         <w:t xml:space="preserve">; </w:t>
       </w:r>
-      <w:hyperlink r:id="rId50">
-        <w:r>
-          <w:rPr>
-            <w:lang w:val="fr_FR" w:bidi="fr_FR"/>
-          </w:rPr>
-          <w:rPr>
-            <w:color w:val="0000EE"/>
-            <w:u w:val="single"/>
-          </w:rPr>
-          <w:t>8:34–38</w:t>
-        </w:r>
-      </w:hyperlink>
+      <w:r>
+        <w:rPr>
+          <w:lang w:val="fr_FR" w:bidi="fr_FR"/>
+        </w:rPr>
+        <w:t>8:34–38</w:t>
+      </w:r>
       <w:r>
         <w:rPr>
           <w:lang w:val="fr_FR" w:bidi="fr_FR"/>
         </w:rPr>
         <w:t xml:space="preserve">; </w:t>
       </w:r>
-      <w:hyperlink r:id="rId51">
-        <w:r>
-          <w:rPr>
-            <w:lang w:val="fr_FR" w:bidi="fr_FR"/>
-          </w:rPr>
-          <w:rPr>
-            <w:color w:val="0000EE"/>
-            <w:u w:val="single"/>
-          </w:rPr>
-          <w:t>10:30</w:t>
-        </w:r>
-      </w:hyperlink>
+      <w:r>
+        <w:rPr>
+          <w:lang w:val="fr_FR" w:bidi="fr_FR"/>
+        </w:rPr>
+        <w:t>10:30</w:t>
+      </w:r>
       <w:r>
         <w:rPr>
           <w:lang w:val="fr_FR" w:bidi="fr_FR"/>
         </w:rPr>
         <w:t xml:space="preserve">; </w:t>
       </w:r>
-      <w:hyperlink r:id="rId52">
-        <w:r>
-          <w:rPr>
-            <w:lang w:val="fr_FR" w:bidi="fr_FR"/>
-          </w:rPr>
-          <w:rPr>
-            <w:color w:val="0000EE"/>
-            <w:u w:val="single"/>
-          </w:rPr>
-          <w:t>13:9–13</w:t>
-        </w:r>
-      </w:hyperlink>
+      <w:r>
+        <w:rPr>
+          <w:lang w:val="fr_FR" w:bidi="fr_FR"/>
+        </w:rPr>
+        <w:t>13:9–13</w:t>
+      </w:r>
       <w:r>
         <w:rPr>
           <w:lang w:val="fr_FR" w:bidi="fr_FR"/>
         </w:rPr>
         <w:t xml:space="preserve">) suggère qu’il a été écrit pendant ou peu après la persécution de Néron, au milieu des années 60 ; 2) le discours de Jésus rapporté au chapitre </w:t>
       </w:r>
-      <w:hyperlink r:id="rId53">
-        <w:r>
-          <w:rPr>
-            <w:lang w:val="fr_FR" w:bidi="fr_FR"/>
-          </w:rPr>
-          <w:rPr>
-            <w:color w:val="0000EE"/>
-            <w:u w:val="single"/>
-          </w:rPr>
-          <w:t>13</w:t>
-        </w:r>
-      </w:hyperlink>
+      <w:r>
+        <w:rPr>
+          <w:lang w:val="fr_FR" w:bidi="fr_FR"/>
+        </w:rPr>
+        <w:t>13</w:t>
+      </w:r>
       <w:r>
         <w:rPr>
           <w:lang w:val="fr_FR" w:bidi="fr_FR"/>
@@ -1197,54 +945,36 @@
         </w:rPr>
         <w:t xml:space="preserve">Selon la tradition, l’Evangile selon Marc est adressé à l’Eglise de Rome. Il est clair que ses lecteurs originaux étaient de langue grecque et non-Juifs, car l’auteur explique les coutumes juives (p. ex. en </w:t>
       </w:r>
-      <w:hyperlink r:id="rId41">
-        <w:r>
-          <w:rPr>
-            <w:lang w:val="fr_FR" w:bidi="fr_FR"/>
-          </w:rPr>
-          <w:rPr>
-            <w:color w:val="0000EE"/>
-            <w:u w:val="single"/>
-          </w:rPr>
-          <w:t>7:3–4</w:t>
-        </w:r>
-      </w:hyperlink>
+      <w:r>
+        <w:rPr>
+          <w:lang w:val="fr_FR" w:bidi="fr_FR"/>
+        </w:rPr>
+        <w:t>7:3–4</w:t>
+      </w:r>
       <w:r>
         <w:rPr>
           <w:lang w:val="fr_FR" w:bidi="fr_FR"/>
         </w:rPr>
         <w:t xml:space="preserve">; </w:t>
       </w:r>
-      <w:hyperlink r:id="rId42">
-        <w:r>
-          <w:rPr>
-            <w:lang w:val="fr_FR" w:bidi="fr_FR"/>
-          </w:rPr>
-          <w:rPr>
-            <w:color w:val="0000EE"/>
-            <w:u w:val="single"/>
-          </w:rPr>
-          <w:t>14:12</w:t>
-        </w:r>
-      </w:hyperlink>
+      <w:r>
+        <w:rPr>
+          <w:lang w:val="fr_FR" w:bidi="fr_FR"/>
+        </w:rPr>
+        <w:t>14:12</w:t>
+      </w:r>
       <w:r>
         <w:rPr>
           <w:lang w:val="fr_FR" w:bidi="fr_FR"/>
         </w:rPr>
         <w:t>) et distingue ses lecteurs des « Juifs » (</w:t>
       </w:r>
-      <w:hyperlink r:id="rId54">
-        <w:r>
-          <w:rPr>
-            <w:lang w:val="fr_FR" w:bidi="fr_FR"/>
-          </w:rPr>
-          <w:rPr>
-            <w:color w:val="0000EE"/>
-            <w:u w:val="single"/>
-          </w:rPr>
-          <w:t>7:3</w:t>
-        </w:r>
-      </w:hyperlink>
+      <w:r>
+        <w:rPr>
+          <w:lang w:val="fr_FR" w:bidi="fr_FR"/>
+        </w:rPr>
+        <w:t>7:3</w:t>
+      </w:r>
       <w:r>
         <w:rPr>
           <w:lang w:val="fr_FR" w:bidi="fr_FR"/>
@@ -1265,72 +995,48 @@
         </w:rPr>
         <w:t>Ses premiers lecteurs étaient chrétiens, familiers des traditions évangéliques, car l’auteur n’explique pas diverses références à l’Ancien Testament (</w:t>
       </w:r>
-      <w:hyperlink r:id="rId55">
-        <w:r>
-          <w:rPr>
-            <w:lang w:val="fr_FR" w:bidi="fr_FR"/>
-          </w:rPr>
-          <w:rPr>
-            <w:color w:val="0000EE"/>
-            <w:u w:val="single"/>
-          </w:rPr>
-          <w:t>2:25–26</w:t>
-        </w:r>
-      </w:hyperlink>
+      <w:r>
+        <w:rPr>
+          <w:lang w:val="fr_FR" w:bidi="fr_FR"/>
+        </w:rPr>
+        <w:t>2:25–26</w:t>
+      </w:r>
       <w:r>
         <w:rPr>
           <w:lang w:val="fr_FR" w:bidi="fr_FR"/>
         </w:rPr>
         <w:t>), ou encore l’identité de Jean-Baptiste (</w:t>
       </w:r>
-      <w:hyperlink r:id="rId56">
-        <w:r>
-          <w:rPr>
-            <w:lang w:val="fr_FR" w:bidi="fr_FR"/>
-          </w:rPr>
-          <w:rPr>
-            <w:color w:val="0000EE"/>
-            <w:u w:val="single"/>
-          </w:rPr>
-          <w:t>1:2–8</w:t>
-        </w:r>
-      </w:hyperlink>
+      <w:r>
+        <w:rPr>
+          <w:lang w:val="fr_FR" w:bidi="fr_FR"/>
+        </w:rPr>
+        <w:t>1:2–8</w:t>
+      </w:r>
       <w:r>
         <w:rPr>
           <w:lang w:val="fr_FR" w:bidi="fr_FR"/>
         </w:rPr>
         <w:t>), du prophète Esaïe (</w:t>
       </w:r>
-      <w:hyperlink r:id="rId57">
-        <w:r>
-          <w:rPr>
-            <w:lang w:val="fr_FR" w:bidi="fr_FR"/>
-          </w:rPr>
-          <w:rPr>
-            <w:color w:val="0000EE"/>
-            <w:u w:val="single"/>
-          </w:rPr>
-          <w:t>1:2</w:t>
-        </w:r>
-      </w:hyperlink>
+      <w:r>
+        <w:rPr>
+          <w:lang w:val="fr_FR" w:bidi="fr_FR"/>
+        </w:rPr>
+        <w:t>1:2</w:t>
+      </w:r>
       <w:r>
         <w:rPr>
           <w:lang w:val="fr_FR" w:bidi="fr_FR"/>
         </w:rPr>
         <w:t>) ou des Pharisiens et des maîtres de la loi religieuse (</w:t>
       </w:r>
-      <w:hyperlink r:id="rId58">
-        <w:r>
-          <w:rPr>
-            <w:lang w:val="fr_FR" w:bidi="fr_FR"/>
-          </w:rPr>
-          <w:rPr>
-            <w:color w:val="0000EE"/>
-            <w:u w:val="single"/>
-          </w:rPr>
-          <w:t>7:1</w:t>
-        </w:r>
-      </w:hyperlink>
+      <w:r>
+        <w:rPr>
+          <w:lang w:val="fr_FR" w:bidi="fr_FR"/>
+        </w:rPr>
+        <w:t>7:1</w:t>
+      </w:r>
       <w:r>
         <w:rPr>
           <w:lang w:val="fr_FR" w:bidi="fr_FR"/>
@@ -1351,36 +1057,24 @@
         </w:rPr>
         <w:t xml:space="preserve">Il est ausii clair que ses lecteurs étaient Romains, ainsi que l’indiquent les « latinismes ». En </w:t>
       </w:r>
-      <w:hyperlink r:id="rId59">
-        <w:r>
-          <w:rPr>
-            <w:lang w:val="fr_FR" w:bidi="fr_FR"/>
-          </w:rPr>
-          <w:rPr>
-            <w:color w:val="0000EE"/>
-            <w:u w:val="single"/>
-          </w:rPr>
-          <w:t>6:27</w:t>
-        </w:r>
-      </w:hyperlink>
+      <w:r>
+        <w:rPr>
+          <w:lang w:val="fr_FR" w:bidi="fr_FR"/>
+        </w:rPr>
+        <w:t>6:27</w:t>
+      </w:r>
       <w:r>
         <w:rPr>
           <w:lang w:val="fr_FR" w:bidi="fr_FR"/>
         </w:rPr>
         <w:t xml:space="preserve">, Marc emploie un terme latin qui signifie « soldat » ; en </w:t>
       </w:r>
-      <w:hyperlink r:id="rId60">
-        <w:r>
-          <w:rPr>
-            <w:lang w:val="fr_FR" w:bidi="fr_FR"/>
-          </w:rPr>
-          <w:rPr>
-            <w:color w:val="0000EE"/>
-            <w:u w:val="single"/>
-          </w:rPr>
-          <w:t>12:42</w:t>
-        </w:r>
-      </w:hyperlink>
+      <w:r>
+        <w:rPr>
+          <w:lang w:val="fr_FR" w:bidi="fr_FR"/>
+        </w:rPr>
+        <w:t>12:42</w:t>
+      </w:r>
       <w:r>
         <w:rPr>
           <w:lang w:val="fr_FR" w:bidi="fr_FR"/>
@@ -1400,36 +1094,24 @@
         </w:rPr>
         <w:t xml:space="preserve">) pour expliquer le sens de « deux Leptas » (pièces grecques) ; et en </w:t>
       </w:r>
-      <w:hyperlink r:id="rId61">
-        <w:r>
-          <w:rPr>
-            <w:lang w:val="fr_FR" w:bidi="fr_FR"/>
-          </w:rPr>
-          <w:rPr>
-            <w:color w:val="0000EE"/>
-            <w:u w:val="single"/>
-          </w:rPr>
-          <w:t>15:39</w:t>
-        </w:r>
-      </w:hyperlink>
+      <w:r>
+        <w:rPr>
+          <w:lang w:val="fr_FR" w:bidi="fr_FR"/>
+        </w:rPr>
+        <w:t>15:39</w:t>
+      </w:r>
       <w:r>
         <w:rPr>
           <w:lang w:val="fr_FR" w:bidi="fr_FR"/>
         </w:rPr>
         <w:t xml:space="preserve">, </w:t>
       </w:r>
-      <w:hyperlink r:id="rId62">
-        <w:r>
-          <w:rPr>
-            <w:lang w:val="fr_FR" w:bidi="fr_FR"/>
-          </w:rPr>
-          <w:rPr>
-            <w:color w:val="0000EE"/>
-            <w:u w:val="single"/>
-          </w:rPr>
-          <w:t>44–45</w:t>
-        </w:r>
-      </w:hyperlink>
+      <w:r>
+        <w:rPr>
+          <w:lang w:val="fr_FR" w:bidi="fr_FR"/>
+        </w:rPr>
+        <w:t>44–45</w:t>
+      </w:r>
       <w:r>
         <w:rPr>
           <w:lang w:val="fr_FR" w:bidi="fr_FR"/>
@@ -1461,342 +1143,228 @@
         </w:rPr>
         <w:t xml:space="preserve">Le travail éditorial de Marc transparaît le plus clairement à travers ses remarques introductives (p. ex. </w:t>
       </w:r>
-      <w:hyperlink r:id="rId63">
-        <w:r>
-          <w:rPr>
-            <w:lang w:val="fr_FR" w:bidi="fr_FR"/>
-          </w:rPr>
-          <w:rPr>
-            <w:color w:val="0000EE"/>
-            <w:u w:val="single"/>
-          </w:rPr>
-          <w:t>1:21–22</w:t>
-        </w:r>
-      </w:hyperlink>
+      <w:r>
+        <w:rPr>
+          <w:lang w:val="fr_FR" w:bidi="fr_FR"/>
+        </w:rPr>
+        <w:t>1:21–22</w:t>
+      </w:r>
       <w:r>
         <w:rPr>
           <w:lang w:val="fr_FR" w:bidi="fr_FR"/>
         </w:rPr>
         <w:t xml:space="preserve">; </w:t>
       </w:r>
-      <w:hyperlink r:id="rId64">
-        <w:r>
-          <w:rPr>
-            <w:lang w:val="fr_FR" w:bidi="fr_FR"/>
-          </w:rPr>
-          <w:rPr>
-            <w:color w:val="0000EE"/>
-            <w:u w:val="single"/>
-          </w:rPr>
-          <w:t>2:1</w:t>
-        </w:r>
-      </w:hyperlink>
+      <w:r>
+        <w:rPr>
+          <w:lang w:val="fr_FR" w:bidi="fr_FR"/>
+        </w:rPr>
+        <w:t>2:1</w:t>
+      </w:r>
       <w:r>
         <w:rPr>
           <w:lang w:val="fr_FR" w:bidi="fr_FR"/>
         </w:rPr>
         <w:t xml:space="preserve">; </w:t>
       </w:r>
-      <w:hyperlink r:id="rId65">
-        <w:r>
-          <w:rPr>
-            <w:lang w:val="fr_FR" w:bidi="fr_FR"/>
-          </w:rPr>
-          <w:rPr>
-            <w:color w:val="0000EE"/>
-            <w:u w:val="single"/>
-          </w:rPr>
-          <w:t>4:1</w:t>
-        </w:r>
-      </w:hyperlink>
+      <w:r>
+        <w:rPr>
+          <w:lang w:val="fr_FR" w:bidi="fr_FR"/>
+        </w:rPr>
+        <w:t>4:1</w:t>
+      </w:r>
       <w:r>
         <w:rPr>
           <w:lang w:val="fr_FR" w:bidi="fr_FR"/>
         </w:rPr>
         <w:t xml:space="preserve">; </w:t>
       </w:r>
-      <w:hyperlink r:id="rId58">
-        <w:r>
-          <w:rPr>
-            <w:lang w:val="fr_FR" w:bidi="fr_FR"/>
-          </w:rPr>
-          <w:rPr>
-            <w:color w:val="0000EE"/>
-            <w:u w:val="single"/>
-          </w:rPr>
-          <w:t>7:1</w:t>
-        </w:r>
-      </w:hyperlink>
+      <w:r>
+        <w:rPr>
+          <w:lang w:val="fr_FR" w:bidi="fr_FR"/>
+        </w:rPr>
+        <w:t>7:1</w:t>
+      </w:r>
       <w:r>
         <w:rPr>
           <w:lang w:val="fr_FR" w:bidi="fr_FR"/>
         </w:rPr>
         <w:t xml:space="preserve">), ses remarques explicatives (p. ex. </w:t>
       </w:r>
-      <w:hyperlink r:id="rId66">
-        <w:r>
-          <w:rPr>
-            <w:lang w:val="fr_FR" w:bidi="fr_FR"/>
-          </w:rPr>
-          <w:rPr>
-            <w:color w:val="0000EE"/>
-            <w:u w:val="single"/>
-          </w:rPr>
-          <w:t>1:16</w:t>
-        </w:r>
-      </w:hyperlink>
+      <w:r>
+        <w:rPr>
+          <w:lang w:val="fr_FR" w:bidi="fr_FR"/>
+        </w:rPr>
+        <w:t>1:16</w:t>
+      </w:r>
       <w:r>
         <w:rPr>
           <w:lang w:val="fr_FR" w:bidi="fr_FR"/>
         </w:rPr>
         <w:t xml:space="preserve">; </w:t>
       </w:r>
-      <w:hyperlink r:id="rId67">
-        <w:r>
-          <w:rPr>
-            <w:lang w:val="fr_FR" w:bidi="fr_FR"/>
-          </w:rPr>
-          <w:rPr>
-            <w:color w:val="0000EE"/>
-            <w:u w:val="single"/>
-          </w:rPr>
-          <w:t>2:15</w:t>
-        </w:r>
-      </w:hyperlink>
+      <w:r>
+        <w:rPr>
+          <w:lang w:val="fr_FR" w:bidi="fr_FR"/>
+        </w:rPr>
+        <w:t>2:15</w:t>
+      </w:r>
       <w:r>
         <w:rPr>
           <w:lang w:val="fr_FR" w:bidi="fr_FR"/>
         </w:rPr>
         <w:t xml:space="preserve">; </w:t>
       </w:r>
-      <w:hyperlink r:id="rId68">
-        <w:r>
-          <w:rPr>
-            <w:lang w:val="fr_FR" w:bidi="fr_FR"/>
-          </w:rPr>
-          <w:rPr>
-            <w:color w:val="0000EE"/>
-            <w:u w:val="single"/>
-          </w:rPr>
-          <w:t>5:8</w:t>
-        </w:r>
-      </w:hyperlink>
+      <w:r>
+        <w:rPr>
+          <w:lang w:val="fr_FR" w:bidi="fr_FR"/>
+        </w:rPr>
+        <w:t>5:8</w:t>
+      </w:r>
       <w:r>
         <w:rPr>
           <w:lang w:val="fr_FR" w:bidi="fr_FR"/>
         </w:rPr>
         <w:t xml:space="preserve">, </w:t>
       </w:r>
-      <w:hyperlink r:id="rId69">
-        <w:r>
-          <w:rPr>
-            <w:lang w:val="fr_FR" w:bidi="fr_FR"/>
-          </w:rPr>
-          <w:rPr>
-            <w:color w:val="0000EE"/>
-            <w:u w:val="single"/>
-          </w:rPr>
-          <w:t>28</w:t>
-        </w:r>
-      </w:hyperlink>
+      <w:r>
+        <w:rPr>
+          <w:lang w:val="fr_FR" w:bidi="fr_FR"/>
+        </w:rPr>
+        <w:t>28</w:t>
+      </w:r>
       <w:r>
         <w:rPr>
           <w:lang w:val="fr_FR" w:bidi="fr_FR"/>
         </w:rPr>
         <w:t xml:space="preserve">, </w:t>
       </w:r>
-      <w:hyperlink r:id="rId70">
-        <w:r>
-          <w:rPr>
-            <w:lang w:val="fr_FR" w:bidi="fr_FR"/>
-          </w:rPr>
-          <w:rPr>
-            <w:color w:val="0000EE"/>
-            <w:u w:val="single"/>
-          </w:rPr>
-          <w:t>42</w:t>
-        </w:r>
-      </w:hyperlink>
+      <w:r>
+        <w:rPr>
+          <w:lang w:val="fr_FR" w:bidi="fr_FR"/>
+        </w:rPr>
+        <w:t>42</w:t>
+      </w:r>
       <w:r>
         <w:rPr>
           <w:lang w:val="fr_FR" w:bidi="fr_FR"/>
         </w:rPr>
         <w:t xml:space="preserve">; </w:t>
       </w:r>
-      <w:hyperlink r:id="rId71">
-        <w:r>
-          <w:rPr>
-            <w:lang w:val="fr_FR" w:bidi="fr_FR"/>
-          </w:rPr>
-          <w:rPr>
-            <w:color w:val="0000EE"/>
-            <w:u w:val="single"/>
-          </w:rPr>
-          <w:t>6:14</w:t>
-        </w:r>
-      </w:hyperlink>
+      <w:r>
+        <w:rPr>
+          <w:lang w:val="fr_FR" w:bidi="fr_FR"/>
+        </w:rPr>
+        <w:t>6:14</w:t>
+      </w:r>
       <w:r>
         <w:rPr>
           <w:lang w:val="fr_FR" w:bidi="fr_FR"/>
         </w:rPr>
         <w:t xml:space="preserve">, </w:t>
       </w:r>
-      <w:hyperlink r:id="rId72">
-        <w:r>
-          <w:rPr>
-            <w:lang w:val="fr_FR" w:bidi="fr_FR"/>
-          </w:rPr>
-          <w:rPr>
-            <w:color w:val="0000EE"/>
-            <w:u w:val="single"/>
-          </w:rPr>
-          <w:t>17</w:t>
-        </w:r>
-      </w:hyperlink>
+      <w:r>
+        <w:rPr>
+          <w:lang w:val="fr_FR" w:bidi="fr_FR"/>
+        </w:rPr>
+        <w:t>17</w:t>
+      </w:r>
       <w:r>
         <w:rPr>
           <w:lang w:val="fr_FR" w:bidi="fr_FR"/>
         </w:rPr>
         <w:t xml:space="preserve">, </w:t>
       </w:r>
-      <w:hyperlink r:id="rId73">
-        <w:r>
-          <w:rPr>
-            <w:lang w:val="fr_FR" w:bidi="fr_FR"/>
-          </w:rPr>
-          <w:rPr>
-            <w:color w:val="0000EE"/>
-            <w:u w:val="single"/>
-          </w:rPr>
-          <w:t>20</w:t>
-        </w:r>
-      </w:hyperlink>
+      <w:r>
+        <w:rPr>
+          <w:lang w:val="fr_FR" w:bidi="fr_FR"/>
+        </w:rPr>
+        <w:t>20</w:t>
+      </w:r>
       <w:r>
         <w:rPr>
           <w:lang w:val="fr_FR" w:bidi="fr_FR"/>
         </w:rPr>
         <w:t xml:space="preserve">, </w:t>
       </w:r>
-      <w:hyperlink r:id="rId74">
-        <w:r>
-          <w:rPr>
-            <w:lang w:val="fr_FR" w:bidi="fr_FR"/>
-          </w:rPr>
-          <w:rPr>
-            <w:color w:val="0000EE"/>
-            <w:u w:val="single"/>
-          </w:rPr>
-          <w:t>52</w:t>
-        </w:r>
-      </w:hyperlink>
+      <w:r>
+        <w:rPr>
+          <w:lang w:val="fr_FR" w:bidi="fr_FR"/>
+        </w:rPr>
+        <w:t>52</w:t>
+      </w:r>
       <w:r>
         <w:rPr>
           <w:lang w:val="fr_FR" w:bidi="fr_FR"/>
         </w:rPr>
         <w:t xml:space="preserve">; </w:t>
       </w:r>
-      <w:hyperlink r:id="rId41">
-        <w:r>
-          <w:rPr>
-            <w:lang w:val="fr_FR" w:bidi="fr_FR"/>
-          </w:rPr>
-          <w:rPr>
-            <w:color w:val="0000EE"/>
-            <w:u w:val="single"/>
-          </w:rPr>
-          <w:t>7:3–4</w:t>
-        </w:r>
-      </w:hyperlink>
+      <w:r>
+        <w:rPr>
+          <w:lang w:val="fr_FR" w:bidi="fr_FR"/>
+        </w:rPr>
+        <w:t>7:3–4</w:t>
+      </w:r>
       <w:r>
         <w:rPr>
           <w:lang w:val="fr_FR" w:bidi="fr_FR"/>
         </w:rPr>
         <w:t xml:space="preserve">) et ses résumés (p. ex. </w:t>
       </w:r>
-      <w:hyperlink r:id="rId75">
-        <w:r>
-          <w:rPr>
-            <w:lang w:val="fr_FR" w:bidi="fr_FR"/>
-          </w:rPr>
-          <w:rPr>
-            <w:color w:val="0000EE"/>
-            <w:u w:val="single"/>
-          </w:rPr>
-          <w:t>1:14–15</w:t>
-        </w:r>
-      </w:hyperlink>
+      <w:r>
+        <w:rPr>
+          <w:lang w:val="fr_FR" w:bidi="fr_FR"/>
+        </w:rPr>
+        <w:t>1:14–15</w:t>
+      </w:r>
       <w:r>
         <w:rPr>
           <w:lang w:val="fr_FR" w:bidi="fr_FR"/>
         </w:rPr>
         <w:t xml:space="preserve">, </w:t>
       </w:r>
-      <w:hyperlink r:id="rId76">
-        <w:r>
-          <w:rPr>
-            <w:lang w:val="fr_FR" w:bidi="fr_FR"/>
-          </w:rPr>
-          <w:rPr>
-            <w:color w:val="0000EE"/>
-            <w:u w:val="single"/>
-          </w:rPr>
-          <w:t>34</w:t>
-        </w:r>
-      </w:hyperlink>
+      <w:r>
+        <w:rPr>
+          <w:lang w:val="fr_FR" w:bidi="fr_FR"/>
+        </w:rPr>
+        <w:t>34</w:t>
+      </w:r>
       <w:r>
         <w:rPr>
           <w:lang w:val="fr_FR" w:bidi="fr_FR"/>
         </w:rPr>
         <w:t xml:space="preserve">, </w:t>
       </w:r>
-      <w:hyperlink r:id="rId77">
-        <w:r>
-          <w:rPr>
-            <w:lang w:val="fr_FR" w:bidi="fr_FR"/>
-          </w:rPr>
-          <w:rPr>
-            <w:color w:val="0000EE"/>
-            <w:u w:val="single"/>
-          </w:rPr>
-          <w:t>39</w:t>
-        </w:r>
-      </w:hyperlink>
+      <w:r>
+        <w:rPr>
+          <w:lang w:val="fr_FR" w:bidi="fr_FR"/>
+        </w:rPr>
+        <w:t>39</w:t>
+      </w:r>
       <w:r>
         <w:rPr>
           <w:lang w:val="fr_FR" w:bidi="fr_FR"/>
         </w:rPr>
         <w:t xml:space="preserve">; </w:t>
       </w:r>
-      <w:hyperlink r:id="rId78">
-        <w:r>
-          <w:rPr>
-            <w:lang w:val="fr_FR" w:bidi="fr_FR"/>
-          </w:rPr>
-          <w:rPr>
-            <w:color w:val="0000EE"/>
-            <w:u w:val="single"/>
-          </w:rPr>
-          <w:t>3:7–12</w:t>
-        </w:r>
-      </w:hyperlink>
+      <w:r>
+        <w:rPr>
+          <w:lang w:val="fr_FR" w:bidi="fr_FR"/>
+        </w:rPr>
+        <w:t>3:7–12</w:t>
+      </w:r>
       <w:r>
         <w:rPr>
           <w:lang w:val="fr_FR" w:bidi="fr_FR"/>
         </w:rPr>
         <w:t xml:space="preserve">; </w:t>
       </w:r>
-      <w:hyperlink r:id="rId79">
-        <w:r>
-          <w:rPr>
-            <w:lang w:val="fr_FR" w:bidi="fr_FR"/>
-          </w:rPr>
-          <w:rPr>
-            <w:color w:val="0000EE"/>
-            <w:u w:val="single"/>
-          </w:rPr>
-          <w:t>6:53–56</w:t>
-        </w:r>
-      </w:hyperlink>
+      <w:r>
+        <w:rPr>
+          <w:lang w:val="fr_FR" w:bidi="fr_FR"/>
+        </w:rPr>
+        <w:t>6:53–56</w:t>
+      </w:r>
       <w:r>
         <w:rPr>
           <w:lang w:val="fr_FR" w:bidi="fr_FR"/>
@@ -1817,414 +1385,276 @@
         </w:rPr>
         <w:t xml:space="preserve">Marc répète divers thèmes et expressions, comme « soudain » ou « immédiatement », pour exprimer la progression de son récit (p. ex. en </w:t>
       </w:r>
-      <w:hyperlink r:id="rId80">
-        <w:r>
-          <w:rPr>
-            <w:lang w:val="fr_FR" w:bidi="fr_FR"/>
-          </w:rPr>
-          <w:rPr>
-            <w:color w:val="0000EE"/>
-            <w:u w:val="single"/>
-          </w:rPr>
-          <w:t>1:23</w:t>
-        </w:r>
-      </w:hyperlink>
+      <w:r>
+        <w:rPr>
+          <w:lang w:val="fr_FR" w:bidi="fr_FR"/>
+        </w:rPr>
+        <w:t>1:23</w:t>
+      </w:r>
       <w:r>
         <w:rPr>
           <w:lang w:val="fr_FR" w:bidi="fr_FR"/>
         </w:rPr>
         <w:t xml:space="preserve">; </w:t>
       </w:r>
-      <w:hyperlink r:id="rId81">
-        <w:r>
-          <w:rPr>
-            <w:lang w:val="fr_FR" w:bidi="fr_FR"/>
-          </w:rPr>
-          <w:rPr>
-            <w:color w:val="0000EE"/>
-            <w:u w:val="single"/>
-          </w:rPr>
-          <w:t>3:6</w:t>
-        </w:r>
-      </w:hyperlink>
+      <w:r>
+        <w:rPr>
+          <w:lang w:val="fr_FR" w:bidi="fr_FR"/>
+        </w:rPr>
+        <w:t>3:6</w:t>
+      </w:r>
       <w:r>
         <w:rPr>
           <w:lang w:val="fr_FR" w:bidi="fr_FR"/>
         </w:rPr>
         <w:t xml:space="preserve">; </w:t>
       </w:r>
-      <w:hyperlink r:id="rId82">
-        <w:r>
-          <w:rPr>
-            <w:lang w:val="fr_FR" w:bidi="fr_FR"/>
-          </w:rPr>
-          <w:rPr>
-            <w:color w:val="0000EE"/>
-            <w:u w:val="single"/>
-          </w:rPr>
-          <w:t>6:45</w:t>
-        </w:r>
-      </w:hyperlink>
+      <w:r>
+        <w:rPr>
+          <w:lang w:val="fr_FR" w:bidi="fr_FR"/>
+        </w:rPr>
+        <w:t>6:45</w:t>
+      </w:r>
       <w:r>
         <w:rPr>
           <w:lang w:val="fr_FR" w:bidi="fr_FR"/>
         </w:rPr>
         <w:t xml:space="preserve">). Son récit est au présent grec, plutôt qu’au passé simple, ce qui lui donne un sentiment d’imminence (p. ex. </w:t>
       </w:r>
-      <w:hyperlink r:id="rId83">
-        <w:r>
-          <w:rPr>
-            <w:lang w:val="fr_FR" w:bidi="fr_FR"/>
-          </w:rPr>
-          <w:rPr>
-            <w:color w:val="0000EE"/>
-            <w:u w:val="single"/>
-          </w:rPr>
-          <w:t>1:12</w:t>
-        </w:r>
-      </w:hyperlink>
+      <w:r>
+        <w:rPr>
+          <w:lang w:val="fr_FR" w:bidi="fr_FR"/>
+        </w:rPr>
+        <w:t>1:12</w:t>
+      </w:r>
       <w:r>
         <w:rPr>
           <w:lang w:val="fr_FR" w:bidi="fr_FR"/>
         </w:rPr>
         <w:t xml:space="preserve">, </w:t>
       </w:r>
-      <w:hyperlink r:id="rId84">
-        <w:r>
-          <w:rPr>
-            <w:lang w:val="fr_FR" w:bidi="fr_FR"/>
-          </w:rPr>
-          <w:rPr>
-            <w:color w:val="0000EE"/>
-            <w:u w:val="single"/>
-          </w:rPr>
-          <w:t>21</w:t>
-        </w:r>
-      </w:hyperlink>
+      <w:r>
+        <w:rPr>
+          <w:lang w:val="fr_FR" w:bidi="fr_FR"/>
+        </w:rPr>
+        <w:t>21</w:t>
+      </w:r>
       <w:r>
         <w:rPr>
           <w:lang w:val="fr_FR" w:bidi="fr_FR"/>
         </w:rPr>
         <w:t xml:space="preserve">, </w:t>
       </w:r>
-      <w:hyperlink r:id="rId85">
-        <w:r>
-          <w:rPr>
-            <w:lang w:val="fr_FR" w:bidi="fr_FR"/>
-          </w:rPr>
-          <w:rPr>
-            <w:color w:val="0000EE"/>
-            <w:u w:val="single"/>
-          </w:rPr>
-          <w:t>38</w:t>
-        </w:r>
-      </w:hyperlink>
+      <w:r>
+        <w:rPr>
+          <w:lang w:val="fr_FR" w:bidi="fr_FR"/>
+        </w:rPr>
+        <w:t>38</w:t>
+      </w:r>
       <w:r>
         <w:rPr>
           <w:lang w:val="fr_FR" w:bidi="fr_FR"/>
         </w:rPr>
         <w:t xml:space="preserve">, </w:t>
       </w:r>
-      <w:hyperlink r:id="rId86">
-        <w:r>
-          <w:rPr>
-            <w:lang w:val="fr_FR" w:bidi="fr_FR"/>
-          </w:rPr>
-          <w:rPr>
-            <w:color w:val="0000EE"/>
-            <w:u w:val="single"/>
-          </w:rPr>
-          <w:t>40</w:t>
-        </w:r>
-      </w:hyperlink>
+      <w:r>
+        <w:rPr>
+          <w:lang w:val="fr_FR" w:bidi="fr_FR"/>
+        </w:rPr>
+        <w:t>40</w:t>
+      </w:r>
       <w:r>
         <w:rPr>
           <w:lang w:val="fr_FR" w:bidi="fr_FR"/>
         </w:rPr>
         <w:t xml:space="preserve">, </w:t>
       </w:r>
-      <w:hyperlink r:id="rId87">
-        <w:r>
-          <w:rPr>
-            <w:lang w:val="fr_FR" w:bidi="fr_FR"/>
-          </w:rPr>
-          <w:rPr>
-            <w:color w:val="0000EE"/>
-            <w:u w:val="single"/>
-          </w:rPr>
-          <w:t>44</w:t>
-        </w:r>
-      </w:hyperlink>
+      <w:r>
+        <w:rPr>
+          <w:lang w:val="fr_FR" w:bidi="fr_FR"/>
+        </w:rPr>
+        <w:t>44</w:t>
+      </w:r>
       <w:r>
         <w:rPr>
           <w:lang w:val="fr_FR" w:bidi="fr_FR"/>
         </w:rPr>
         <w:t xml:space="preserve">; </w:t>
       </w:r>
-      <w:hyperlink r:id="rId88">
-        <w:r>
-          <w:rPr>
-            <w:lang w:val="fr_FR" w:bidi="fr_FR"/>
-          </w:rPr>
-          <w:rPr>
-            <w:color w:val="0000EE"/>
-            <w:u w:val="single"/>
-          </w:rPr>
-          <w:t>2:3</w:t>
-        </w:r>
-      </w:hyperlink>
+      <w:r>
+        <w:rPr>
+          <w:lang w:val="fr_FR" w:bidi="fr_FR"/>
+        </w:rPr>
+        <w:t>2:3</w:t>
+      </w:r>
       <w:r>
         <w:rPr>
           <w:lang w:val="fr_FR" w:bidi="fr_FR"/>
         </w:rPr>
         <w:t xml:space="preserve">; </w:t>
       </w:r>
-      <w:hyperlink r:id="rId89">
-        <w:r>
-          <w:rPr>
-            <w:lang w:val="fr_FR" w:bidi="fr_FR"/>
-          </w:rPr>
-          <w:rPr>
-            <w:color w:val="0000EE"/>
-            <w:u w:val="single"/>
-          </w:rPr>
-          <w:t>3:13</w:t>
-        </w:r>
-      </w:hyperlink>
+      <w:r>
+        <w:rPr>
+          <w:lang w:val="fr_FR" w:bidi="fr_FR"/>
+        </w:rPr>
+        <w:t>3:13</w:t>
+      </w:r>
       <w:r>
         <w:rPr>
           <w:lang w:val="fr_FR" w:bidi="fr_FR"/>
         </w:rPr>
         <w:t xml:space="preserve">). Il insère aussi souvent un récit au milieu d’un autre (p. ex. </w:t>
       </w:r>
-      <w:hyperlink r:id="rId90">
-        <w:r>
-          <w:rPr>
-            <w:lang w:val="fr_FR" w:bidi="fr_FR"/>
-          </w:rPr>
-          <w:rPr>
-            <w:color w:val="0000EE"/>
-            <w:u w:val="single"/>
-          </w:rPr>
-          <w:t>3:22–30</w:t>
-        </w:r>
-      </w:hyperlink>
+      <w:r>
+        <w:rPr>
+          <w:lang w:val="fr_FR" w:bidi="fr_FR"/>
+        </w:rPr>
+        <w:t>3:22–30</w:t>
+      </w:r>
       <w:r>
         <w:rPr>
           <w:lang w:val="fr_FR" w:bidi="fr_FR"/>
         </w:rPr>
         <w:t xml:space="preserve"> Et </w:t>
       </w:r>
-      <w:hyperlink r:id="rId91">
-        <w:r>
-          <w:rPr>
-            <w:lang w:val="fr_FR" w:bidi="fr_FR"/>
-          </w:rPr>
-          <w:rPr>
-            <w:color w:val="0000EE"/>
-            <w:u w:val="single"/>
-          </w:rPr>
-          <w:t>3:20–21</w:t>
-        </w:r>
-      </w:hyperlink>
+      <w:r>
+        <w:rPr>
+          <w:lang w:val="fr_FR" w:bidi="fr_FR"/>
+        </w:rPr>
+        <w:t>3:20–21</w:t>
+      </w:r>
       <w:r>
         <w:rPr>
           <w:lang w:val="fr_FR" w:bidi="fr_FR"/>
         </w:rPr>
         <w:t xml:space="preserve">, </w:t>
       </w:r>
-      <w:hyperlink r:id="rId92">
-        <w:r>
-          <w:rPr>
-            <w:lang w:val="fr_FR" w:bidi="fr_FR"/>
-          </w:rPr>
-          <w:rPr>
-            <w:color w:val="0000EE"/>
-            <w:u w:val="single"/>
-          </w:rPr>
-          <w:t>31–35</w:t>
-        </w:r>
-      </w:hyperlink>
+      <w:r>
+        <w:rPr>
+          <w:lang w:val="fr_FR" w:bidi="fr_FR"/>
+        </w:rPr>
+        <w:t>31–35</w:t>
+      </w:r>
       <w:r>
         <w:rPr>
           <w:lang w:val="fr_FR" w:bidi="fr_FR"/>
         </w:rPr>
         <w:t xml:space="preserve">; </w:t>
       </w:r>
-      <w:hyperlink r:id="rId93">
-        <w:r>
-          <w:rPr>
-            <w:lang w:val="fr_FR" w:bidi="fr_FR"/>
-          </w:rPr>
-          <w:rPr>
-            <w:color w:val="0000EE"/>
-            <w:u w:val="single"/>
-          </w:rPr>
-          <w:t>5:25–34</w:t>
-        </w:r>
-      </w:hyperlink>
+      <w:r>
+        <w:rPr>
+          <w:lang w:val="fr_FR" w:bidi="fr_FR"/>
+        </w:rPr>
+        <w:t>5:25–34</w:t>
+      </w:r>
       <w:r>
         <w:rPr>
           <w:lang w:val="fr_FR" w:bidi="fr_FR"/>
         </w:rPr>
         <w:t xml:space="preserve"> Et </w:t>
       </w:r>
-      <w:hyperlink r:id="rId94">
-        <w:r>
-          <w:rPr>
-            <w:lang w:val="fr_FR" w:bidi="fr_FR"/>
-          </w:rPr>
-          <w:rPr>
-            <w:color w:val="0000EE"/>
-            <w:u w:val="single"/>
-          </w:rPr>
-          <w:t>5:21–24</w:t>
-        </w:r>
-      </w:hyperlink>
+      <w:r>
+        <w:rPr>
+          <w:lang w:val="fr_FR" w:bidi="fr_FR"/>
+        </w:rPr>
+        <w:t>5:21–24</w:t>
+      </w:r>
       <w:r>
         <w:rPr>
           <w:lang w:val="fr_FR" w:bidi="fr_FR"/>
         </w:rPr>
         <w:t xml:space="preserve">, </w:t>
       </w:r>
-      <w:hyperlink r:id="rId95">
-        <w:r>
-          <w:rPr>
-            <w:lang w:val="fr_FR" w:bidi="fr_FR"/>
-          </w:rPr>
-          <w:rPr>
-            <w:color w:val="0000EE"/>
-            <w:u w:val="single"/>
-          </w:rPr>
-          <w:t>35–43</w:t>
-        </w:r>
-      </w:hyperlink>
+      <w:r>
+        <w:rPr>
+          <w:lang w:val="fr_FR" w:bidi="fr_FR"/>
+        </w:rPr>
+        <w:t>35–43</w:t>
+      </w:r>
       <w:r>
         <w:rPr>
           <w:lang w:val="fr_FR" w:bidi="fr_FR"/>
         </w:rPr>
         <w:t xml:space="preserve">; </w:t>
       </w:r>
-      <w:hyperlink r:id="rId96">
-        <w:r>
-          <w:rPr>
-            <w:lang w:val="fr_FR" w:bidi="fr_FR"/>
-          </w:rPr>
-          <w:rPr>
-            <w:color w:val="0000EE"/>
-            <w:u w:val="single"/>
-          </w:rPr>
-          <w:t>11:15–19</w:t>
-        </w:r>
-      </w:hyperlink>
+      <w:r>
+        <w:rPr>
+          <w:lang w:val="fr_FR" w:bidi="fr_FR"/>
+        </w:rPr>
+        <w:t>11:15–19</w:t>
+      </w:r>
       <w:r>
         <w:rPr>
           <w:lang w:val="fr_FR" w:bidi="fr_FR"/>
         </w:rPr>
         <w:t xml:space="preserve"> Et </w:t>
       </w:r>
-      <w:hyperlink r:id="rId97">
-        <w:r>
-          <w:rPr>
-            <w:lang w:val="fr_FR" w:bidi="fr_FR"/>
-          </w:rPr>
-          <w:rPr>
-            <w:color w:val="0000EE"/>
-            <w:u w:val="single"/>
-          </w:rPr>
-          <w:t>11:12–14</w:t>
-        </w:r>
-      </w:hyperlink>
+      <w:r>
+        <w:rPr>
+          <w:lang w:val="fr_FR" w:bidi="fr_FR"/>
+        </w:rPr>
+        <w:t>11:12–14</w:t>
+      </w:r>
       <w:r>
         <w:rPr>
           <w:lang w:val="fr_FR" w:bidi="fr_FR"/>
         </w:rPr>
         <w:t xml:space="preserve">, </w:t>
       </w:r>
-      <w:hyperlink r:id="rId98">
-        <w:r>
-          <w:rPr>
-            <w:lang w:val="fr_FR" w:bidi="fr_FR"/>
-          </w:rPr>
-          <w:rPr>
-            <w:color w:val="0000EE"/>
-            <w:u w:val="single"/>
-          </w:rPr>
-          <w:t>20–26</w:t>
-        </w:r>
-      </w:hyperlink>
+      <w:r>
+        <w:rPr>
+          <w:lang w:val="fr_FR" w:bidi="fr_FR"/>
+        </w:rPr>
+        <w:t>20–26</w:t>
+      </w:r>
       <w:r>
         <w:rPr>
           <w:lang w:val="fr_FR" w:bidi="fr_FR"/>
         </w:rPr>
         <w:t>) ; dans le dernier exemple, cela exprime que la partie du milieu (</w:t>
       </w:r>
-      <w:hyperlink r:id="rId96">
-        <w:r>
-          <w:rPr>
-            <w:lang w:val="fr_FR" w:bidi="fr_FR"/>
-          </w:rPr>
-          <w:rPr>
-            <w:color w:val="0000EE"/>
-            <w:u w:val="single"/>
-          </w:rPr>
-          <w:t>11:15–19</w:t>
-        </w:r>
-      </w:hyperlink>
+      <w:r>
+        <w:rPr>
+          <w:lang w:val="fr_FR" w:bidi="fr_FR"/>
+        </w:rPr>
+        <w:t>11:15–19</w:t>
+      </w:r>
       <w:r>
         <w:rPr>
           <w:lang w:val="fr_FR" w:bidi="fr_FR"/>
         </w:rPr>
         <w:t>, la purification du Temple) doit être comprise à la lumière du récit qui l’entoure (</w:t>
       </w:r>
-      <w:hyperlink r:id="rId97">
-        <w:r>
-          <w:rPr>
-            <w:lang w:val="fr_FR" w:bidi="fr_FR"/>
-          </w:rPr>
-          <w:rPr>
-            <w:color w:val="0000EE"/>
-            <w:u w:val="single"/>
-          </w:rPr>
-          <w:t>11:12–14</w:t>
-        </w:r>
-      </w:hyperlink>
+      <w:r>
+        <w:rPr>
+          <w:lang w:val="fr_FR" w:bidi="fr_FR"/>
+        </w:rPr>
+        <w:t>11:12–14</w:t>
+      </w:r>
       <w:r>
         <w:rPr>
           <w:lang w:val="fr_FR" w:bidi="fr_FR"/>
         </w:rPr>
         <w:t xml:space="preserve">, </w:t>
       </w:r>
-      <w:hyperlink r:id="rId98">
-        <w:r>
-          <w:rPr>
-            <w:lang w:val="fr_FR" w:bidi="fr_FR"/>
-          </w:rPr>
-          <w:rPr>
-            <w:color w:val="0000EE"/>
-            <w:u w:val="single"/>
-          </w:rPr>
-          <w:t>20–26</w:t>
-        </w:r>
-      </w:hyperlink>
+      <w:r>
+        <w:rPr>
+          <w:lang w:val="fr_FR" w:bidi="fr_FR"/>
+        </w:rPr>
+        <w:t>20–26</w:t>
+      </w:r>
       <w:r>
         <w:rPr>
           <w:lang w:val="fr_FR" w:bidi="fr_FR"/>
         </w:rPr>
         <w:t xml:space="preserve">, la malédiction du figuier), la purification du Temple étant un acte de jugement symbolique (comp. avec </w:t>
       </w:r>
-      <w:hyperlink r:id="rId99">
-        <w:r>
-          <w:rPr>
-            <w:lang w:val="fr_FR" w:bidi="fr_FR"/>
-          </w:rPr>
-          <w:rPr>
-            <w:color w:val="0000EE"/>
-            <w:u w:val="single"/>
-          </w:rPr>
-          <w:t>13:3–37</w:t>
-        </w:r>
-      </w:hyperlink>
+      <w:r>
+        <w:rPr>
+          <w:lang w:val="fr_FR" w:bidi="fr_FR"/>
+        </w:rPr>
+        <w:t>13:3–37</w:t>
+      </w:r>
       <w:r>
         <w:rPr>
           <w:lang w:val="fr_FR" w:bidi="fr_FR"/>
@@ -2256,252 +1686,168 @@
         </w:rPr>
         <w:t>La personne de Christ. L’emphase théologique principale de Marc est sur l’identité de Jésus de Nazareth. Cette emphase est affirmée dès le verset d’ouverture de l’Evangile : Marc veut que ses lecteurs sachent que Jésus de Nazareth est « le Messie, le Fils de Dieu ». L’expression : « Fils de Dieu » revient fréquemment dans Marc, avec divers témoignages rendus à ce statut de Jésus : par les démons (</w:t>
       </w:r>
-      <w:hyperlink r:id="rId76">
-        <w:r>
-          <w:rPr>
-            <w:lang w:val="fr_FR" w:bidi="fr_FR"/>
-          </w:rPr>
-          <w:rPr>
-            <w:color w:val="0000EE"/>
-            <w:u w:val="single"/>
-          </w:rPr>
-          <w:t>1:34</w:t>
-        </w:r>
-      </w:hyperlink>
+      <w:r>
+        <w:rPr>
+          <w:lang w:val="fr_FR" w:bidi="fr_FR"/>
+        </w:rPr>
+        <w:t>1:34</w:t>
+      </w:r>
       <w:r>
         <w:rPr>
           <w:lang w:val="fr_FR" w:bidi="fr_FR"/>
         </w:rPr>
         <w:t xml:space="preserve">; </w:t>
       </w:r>
-      <w:hyperlink r:id="rId100">
-        <w:r>
-          <w:rPr>
-            <w:lang w:val="fr_FR" w:bidi="fr_FR"/>
-          </w:rPr>
-          <w:rPr>
-            <w:color w:val="0000EE"/>
-            <w:u w:val="single"/>
-          </w:rPr>
-          <w:t>3:11</w:t>
-        </w:r>
-      </w:hyperlink>
+      <w:r>
+        <w:rPr>
+          <w:lang w:val="fr_FR" w:bidi="fr_FR"/>
+        </w:rPr>
+        <w:t>3:11</w:t>
+      </w:r>
       <w:r>
         <w:rPr>
           <w:lang w:val="fr_FR" w:bidi="fr_FR"/>
         </w:rPr>
         <w:t xml:space="preserve">; </w:t>
       </w:r>
-      <w:hyperlink r:id="rId101">
-        <w:r>
-          <w:rPr>
-            <w:lang w:val="fr_FR" w:bidi="fr_FR"/>
-          </w:rPr>
-          <w:rPr>
-            <w:color w:val="0000EE"/>
-            <w:u w:val="single"/>
-          </w:rPr>
-          <w:t>5:7</w:t>
-        </w:r>
-      </w:hyperlink>
+      <w:r>
+        <w:rPr>
+          <w:lang w:val="fr_FR" w:bidi="fr_FR"/>
+        </w:rPr>
+        <w:t>5:7</w:t>
+      </w:r>
       <w:r>
         <w:rPr>
           <w:lang w:val="fr_FR" w:bidi="fr_FR"/>
         </w:rPr>
         <w:t xml:space="preserve">; comp. avec </w:t>
       </w:r>
-      <w:hyperlink r:id="rId102">
-        <w:r>
-          <w:rPr>
-            <w:lang w:val="fr_FR" w:bidi="fr_FR"/>
-          </w:rPr>
-          <w:rPr>
-            <w:color w:val="0000EE"/>
-            <w:u w:val="single"/>
-          </w:rPr>
-          <w:t>1:24</w:t>
-        </w:r>
-      </w:hyperlink>
+      <w:r>
+        <w:rPr>
+          <w:lang w:val="fr_FR" w:bidi="fr_FR"/>
+        </w:rPr>
+        <w:t>1:24</w:t>
+      </w:r>
       <w:r>
         <w:rPr>
           <w:lang w:val="fr_FR" w:bidi="fr_FR"/>
         </w:rPr>
         <w:t>) ; Dieu lui-même (</w:t>
       </w:r>
-      <w:hyperlink r:id="rId103">
-        <w:r>
-          <w:rPr>
-            <w:lang w:val="fr_FR" w:bidi="fr_FR"/>
-          </w:rPr>
-          <w:rPr>
-            <w:color w:val="0000EE"/>
-            <w:u w:val="single"/>
-          </w:rPr>
-          <w:t>1:11</w:t>
-        </w:r>
-      </w:hyperlink>
+      <w:r>
+        <w:rPr>
+          <w:lang w:val="fr_FR" w:bidi="fr_FR"/>
+        </w:rPr>
+        <w:t>1:11</w:t>
+      </w:r>
       <w:r>
         <w:rPr>
           <w:lang w:val="fr_FR" w:bidi="fr_FR"/>
         </w:rPr>
         <w:t xml:space="preserve">; </w:t>
       </w:r>
-      <w:hyperlink r:id="rId104">
-        <w:r>
-          <w:rPr>
-            <w:lang w:val="fr_FR" w:bidi="fr_FR"/>
-          </w:rPr>
-          <w:rPr>
-            <w:color w:val="0000EE"/>
-            <w:u w:val="single"/>
-          </w:rPr>
-          <w:t>9:7</w:t>
-        </w:r>
-      </w:hyperlink>
+      <w:r>
+        <w:rPr>
+          <w:lang w:val="fr_FR" w:bidi="fr_FR"/>
+        </w:rPr>
+        <w:t>9:7</w:t>
+      </w:r>
       <w:r>
         <w:rPr>
           <w:lang w:val="fr_FR" w:bidi="fr_FR"/>
         </w:rPr>
         <w:t>) ; Marc, l’auteur (</w:t>
       </w:r>
-      <w:hyperlink r:id="rId13">
-        <w:r>
-          <w:rPr>
-            <w:lang w:val="fr_FR" w:bidi="fr_FR"/>
-          </w:rPr>
-          <w:rPr>
-            <w:color w:val="0000EE"/>
-            <w:u w:val="single"/>
-          </w:rPr>
-          <w:t>1:1</w:t>
-        </w:r>
-      </w:hyperlink>
+      <w:r>
+        <w:rPr>
+          <w:lang w:val="fr_FR" w:bidi="fr_FR"/>
+        </w:rPr>
+        <w:t>1:1</w:t>
+      </w:r>
       <w:r>
         <w:rPr>
           <w:lang w:val="fr_FR" w:bidi="fr_FR"/>
         </w:rPr>
         <w:t>) ; un centurion romain (</w:t>
       </w:r>
-      <w:hyperlink r:id="rId61">
-        <w:r>
-          <w:rPr>
-            <w:lang w:val="fr_FR" w:bidi="fr_FR"/>
-          </w:rPr>
-          <w:rPr>
-            <w:color w:val="0000EE"/>
-            <w:u w:val="single"/>
-          </w:rPr>
-          <w:t>15:39</w:t>
-        </w:r>
-      </w:hyperlink>
+      <w:r>
+        <w:rPr>
+          <w:lang w:val="fr_FR" w:bidi="fr_FR"/>
+        </w:rPr>
+        <w:t>15:39</w:t>
+      </w:r>
       <w:r>
         <w:rPr>
           <w:lang w:val="fr_FR" w:bidi="fr_FR"/>
         </w:rPr>
         <w:t>) et Jésus lui-même (</w:t>
       </w:r>
-      <w:hyperlink r:id="rId105">
-        <w:r>
-          <w:rPr>
-            <w:lang w:val="fr_FR" w:bidi="fr_FR"/>
-          </w:rPr>
-          <w:rPr>
-            <w:color w:val="0000EE"/>
-            <w:u w:val="single"/>
-          </w:rPr>
-          <w:t>12:6</w:t>
-        </w:r>
-      </w:hyperlink>
+      <w:r>
+        <w:rPr>
+          <w:lang w:val="fr_FR" w:bidi="fr_FR"/>
+        </w:rPr>
+        <w:t>12:6</w:t>
+      </w:r>
       <w:r>
         <w:rPr>
           <w:lang w:val="fr_FR" w:bidi="fr_FR"/>
         </w:rPr>
         <w:t xml:space="preserve">; </w:t>
       </w:r>
-      <w:hyperlink r:id="rId106">
-        <w:r>
-          <w:rPr>
-            <w:lang w:val="fr_FR" w:bidi="fr_FR"/>
-          </w:rPr>
-          <w:rPr>
-            <w:color w:val="0000EE"/>
-            <w:u w:val="single"/>
-          </w:rPr>
-          <w:t>13:32</w:t>
-        </w:r>
-      </w:hyperlink>
+      <w:r>
+        <w:rPr>
+          <w:lang w:val="fr_FR" w:bidi="fr_FR"/>
+        </w:rPr>
+        <w:t>13:32</w:t>
+      </w:r>
       <w:r>
         <w:rPr>
           <w:lang w:val="fr_FR" w:bidi="fr_FR"/>
         </w:rPr>
         <w:t xml:space="preserve">; </w:t>
       </w:r>
-      <w:hyperlink r:id="rId107">
-        <w:r>
-          <w:rPr>
-            <w:lang w:val="fr_FR" w:bidi="fr_FR"/>
-          </w:rPr>
-          <w:rPr>
-            <w:color w:val="0000EE"/>
-            <w:u w:val="single"/>
-          </w:rPr>
-          <w:t>14:61–62</w:t>
-        </w:r>
-      </w:hyperlink>
+      <w:r>
+        <w:rPr>
+          <w:lang w:val="fr_FR" w:bidi="fr_FR"/>
+        </w:rPr>
+        <w:t>14:61–62</w:t>
+      </w:r>
       <w:r>
         <w:rPr>
           <w:lang w:val="fr_FR" w:bidi="fr_FR"/>
         </w:rPr>
         <w:t xml:space="preserve">). L’Evangile selon Marc contient d’autres titres pour Jésus, notamment celui qu’il préférait lui-même : « Fils de l’homme » (p. ex. </w:t>
       </w:r>
-      <w:hyperlink r:id="rId108">
-        <w:r>
-          <w:rPr>
-            <w:lang w:val="fr_FR" w:bidi="fr_FR"/>
-          </w:rPr>
-          <w:rPr>
-            <w:color w:val="0000EE"/>
-            <w:u w:val="single"/>
-          </w:rPr>
-          <w:t>2:10</w:t>
-        </w:r>
-      </w:hyperlink>
+      <w:r>
+        <w:rPr>
+          <w:lang w:val="fr_FR" w:bidi="fr_FR"/>
+        </w:rPr>
+        <w:t>2:10</w:t>
+      </w:r>
       <w:r>
         <w:rPr>
           <w:lang w:val="fr_FR" w:bidi="fr_FR"/>
         </w:rPr>
         <w:t xml:space="preserve">). Dans l’Evangile selon Marc, chacun de ces titres, ainsi que ses actes (p. ex. </w:t>
       </w:r>
-      <w:hyperlink r:id="rId109">
-        <w:r>
-          <w:rPr>
-            <w:lang w:val="fr_FR" w:bidi="fr_FR"/>
-          </w:rPr>
-          <w:rPr>
-            <w:color w:val="0000EE"/>
-            <w:u w:val="single"/>
-          </w:rPr>
-          <w:t>1:22</w:t>
-        </w:r>
-      </w:hyperlink>
+      <w:r>
+        <w:rPr>
+          <w:lang w:val="fr_FR" w:bidi="fr_FR"/>
+        </w:rPr>
+        <w:t>1:22</w:t>
+      </w:r>
       <w:r>
         <w:rPr>
           <w:lang w:val="fr_FR" w:bidi="fr_FR"/>
         </w:rPr>
         <w:t xml:space="preserve">; </w:t>
       </w:r>
-      <w:hyperlink r:id="rId110">
-        <w:r>
-          <w:rPr>
-            <w:lang w:val="fr_FR" w:bidi="fr_FR"/>
-          </w:rPr>
-          <w:rPr>
-            <w:color w:val="0000EE"/>
-            <w:u w:val="single"/>
-          </w:rPr>
-          <w:t>4:41</w:t>
-        </w:r>
-      </w:hyperlink>
+      <w:r>
+        <w:rPr>
+          <w:lang w:val="fr_FR" w:bidi="fr_FR"/>
+        </w:rPr>
+        <w:t>4:41</w:t>
+      </w:r>
       <w:r>
         <w:rPr>
           <w:lang w:val="fr_FR" w:bidi="fr_FR"/>
@@ -2549,414 +1895,276 @@
         </w:rPr>
         <w:t>ses souffrances, sa mort et la résurrection. Tout au long de l’Evangile, on retrouve beaucoup de références à la mort de Jésus (</w:t>
       </w:r>
-      <w:hyperlink r:id="rId111">
-        <w:r>
-          <w:rPr>
-            <w:lang w:val="fr_FR" w:bidi="fr_FR"/>
-          </w:rPr>
-          <w:rPr>
-            <w:color w:val="0000EE"/>
-            <w:u w:val="single"/>
-          </w:rPr>
-          <w:t>2:19–20</w:t>
-        </w:r>
-      </w:hyperlink>
+      <w:r>
+        <w:rPr>
+          <w:lang w:val="fr_FR" w:bidi="fr_FR"/>
+        </w:rPr>
+        <w:t>2:19–20</w:t>
+      </w:r>
       <w:r>
         <w:rPr>
           <w:lang w:val="fr_FR" w:bidi="fr_FR"/>
         </w:rPr>
         <w:t xml:space="preserve">; </w:t>
       </w:r>
-      <w:hyperlink r:id="rId81">
-        <w:r>
-          <w:rPr>
-            <w:lang w:val="fr_FR" w:bidi="fr_FR"/>
-          </w:rPr>
-          <w:rPr>
-            <w:color w:val="0000EE"/>
-            <w:u w:val="single"/>
-          </w:rPr>
-          <w:t>3:6</w:t>
-        </w:r>
-      </w:hyperlink>
+      <w:r>
+        <w:rPr>
+          <w:lang w:val="fr_FR" w:bidi="fr_FR"/>
+        </w:rPr>
+        <w:t>3:6</w:t>
+      </w:r>
       <w:r>
         <w:rPr>
           <w:lang w:val="fr_FR" w:bidi="fr_FR"/>
         </w:rPr>
         <w:t xml:space="preserve">; </w:t>
       </w:r>
-      <w:hyperlink r:id="rId33">
-        <w:r>
-          <w:rPr>
-            <w:lang w:val="fr_FR" w:bidi="fr_FR"/>
-          </w:rPr>
-          <w:rPr>
-            <w:color w:val="0000EE"/>
-            <w:u w:val="single"/>
-          </w:rPr>
-          <w:t>8:31</w:t>
-        </w:r>
-      </w:hyperlink>
+      <w:r>
+        <w:rPr>
+          <w:lang w:val="fr_FR" w:bidi="fr_FR"/>
+        </w:rPr>
+        <w:t>8:31</w:t>
+      </w:r>
       <w:r>
         <w:rPr>
           <w:lang w:val="fr_FR" w:bidi="fr_FR"/>
         </w:rPr>
         <w:t xml:space="preserve">; </w:t>
       </w:r>
-      <w:hyperlink r:id="rId112">
-        <w:r>
-          <w:rPr>
-            <w:lang w:val="fr_FR" w:bidi="fr_FR"/>
-          </w:rPr>
-          <w:rPr>
-            <w:color w:val="0000EE"/>
-            <w:u w:val="single"/>
-          </w:rPr>
-          <w:t>9:9</w:t>
-        </w:r>
-      </w:hyperlink>
+      <w:r>
+        <w:rPr>
+          <w:lang w:val="fr_FR" w:bidi="fr_FR"/>
+        </w:rPr>
+        <w:t>9:9</w:t>
+      </w:r>
       <w:r>
         <w:rPr>
           <w:lang w:val="fr_FR" w:bidi="fr_FR"/>
         </w:rPr>
         <w:t xml:space="preserve">, </w:t>
       </w:r>
-      <w:hyperlink r:id="rId113">
-        <w:r>
-          <w:rPr>
-            <w:lang w:val="fr_FR" w:bidi="fr_FR"/>
-          </w:rPr>
-          <w:rPr>
-            <w:color w:val="0000EE"/>
-            <w:u w:val="single"/>
-          </w:rPr>
-          <w:t>12</w:t>
-        </w:r>
-      </w:hyperlink>
+      <w:r>
+        <w:rPr>
+          <w:lang w:val="fr_FR" w:bidi="fr_FR"/>
+        </w:rPr>
+        <w:t>12</w:t>
+      </w:r>
       <w:r>
         <w:rPr>
           <w:lang w:val="fr_FR" w:bidi="fr_FR"/>
         </w:rPr>
         <w:t xml:space="preserve">, </w:t>
       </w:r>
-      <w:hyperlink r:id="rId114">
-        <w:r>
-          <w:rPr>
-            <w:lang w:val="fr_FR" w:bidi="fr_FR"/>
-          </w:rPr>
-          <w:rPr>
-            <w:color w:val="0000EE"/>
-            <w:u w:val="single"/>
-          </w:rPr>
-          <w:t>31</w:t>
-        </w:r>
-      </w:hyperlink>
+      <w:r>
+        <w:rPr>
+          <w:lang w:val="fr_FR" w:bidi="fr_FR"/>
+        </w:rPr>
+        <w:t>31</w:t>
+      </w:r>
       <w:r>
         <w:rPr>
           <w:lang w:val="fr_FR" w:bidi="fr_FR"/>
         </w:rPr>
         <w:t xml:space="preserve">; </w:t>
       </w:r>
-      <w:hyperlink r:id="rId115">
-        <w:r>
-          <w:rPr>
-            <w:lang w:val="fr_FR" w:bidi="fr_FR"/>
-          </w:rPr>
-          <w:rPr>
-            <w:color w:val="0000EE"/>
-            <w:u w:val="single"/>
-          </w:rPr>
-          <w:t>10:33–34</w:t>
-        </w:r>
-      </w:hyperlink>
+      <w:r>
+        <w:rPr>
+          <w:lang w:val="fr_FR" w:bidi="fr_FR"/>
+        </w:rPr>
+        <w:t>10:33–34</w:t>
+      </w:r>
       <w:r>
         <w:rPr>
           <w:lang w:val="fr_FR" w:bidi="fr_FR"/>
         </w:rPr>
         <w:t xml:space="preserve">, </w:t>
       </w:r>
-      <w:hyperlink r:id="rId116">
-        <w:r>
-          <w:rPr>
-            <w:lang w:val="fr_FR" w:bidi="fr_FR"/>
-          </w:rPr>
-          <w:rPr>
-            <w:color w:val="0000EE"/>
-            <w:u w:val="single"/>
-          </w:rPr>
-          <w:t>45</w:t>
-        </w:r>
-      </w:hyperlink>
+      <w:r>
+        <w:rPr>
+          <w:lang w:val="fr_FR" w:bidi="fr_FR"/>
+        </w:rPr>
+        <w:t>45</w:t>
+      </w:r>
       <w:r>
         <w:rPr>
           <w:lang w:val="fr_FR" w:bidi="fr_FR"/>
         </w:rPr>
         <w:t xml:space="preserve">; </w:t>
       </w:r>
-      <w:hyperlink r:id="rId117">
-        <w:r>
-          <w:rPr>
-            <w:lang w:val="fr_FR" w:bidi="fr_FR"/>
-          </w:rPr>
-          <w:rPr>
-            <w:color w:val="0000EE"/>
-            <w:u w:val="single"/>
-          </w:rPr>
-          <w:t>12:1–11</w:t>
-        </w:r>
-      </w:hyperlink>
+      <w:r>
+        <w:rPr>
+          <w:lang w:val="fr_FR" w:bidi="fr_FR"/>
+        </w:rPr>
+        <w:t>12:1–11</w:t>
+      </w:r>
       <w:r>
         <w:rPr>
           <w:lang w:val="fr_FR" w:bidi="fr_FR"/>
         </w:rPr>
         <w:t xml:space="preserve">; </w:t>
       </w:r>
-      <w:hyperlink r:id="rId118">
-        <w:r>
-          <w:rPr>
-            <w:lang w:val="fr_FR" w:bidi="fr_FR"/>
-          </w:rPr>
-          <w:rPr>
-            <w:color w:val="0000EE"/>
-            <w:u w:val="single"/>
-          </w:rPr>
-          <w:t>14:1–11</w:t>
-        </w:r>
-      </w:hyperlink>
+      <w:r>
+        <w:rPr>
+          <w:lang w:val="fr_FR" w:bidi="fr_FR"/>
+        </w:rPr>
+        <w:t>14:1–11</w:t>
+      </w:r>
       <w:r>
         <w:rPr>
           <w:lang w:val="fr_FR" w:bidi="fr_FR"/>
         </w:rPr>
         <w:t xml:space="preserve">, </w:t>
       </w:r>
-      <w:hyperlink r:id="rId119">
-        <w:r>
-          <w:rPr>
-            <w:lang w:val="fr_FR" w:bidi="fr_FR"/>
-          </w:rPr>
-          <w:rPr>
-            <w:color w:val="0000EE"/>
-            <w:u w:val="single"/>
-          </w:rPr>
-          <w:t>21</w:t>
-        </w:r>
-      </w:hyperlink>
+      <w:r>
+        <w:rPr>
+          <w:lang w:val="fr_FR" w:bidi="fr_FR"/>
+        </w:rPr>
+        <w:t>21</w:t>
+      </w:r>
       <w:r>
         <w:rPr>
           <w:lang w:val="fr_FR" w:bidi="fr_FR"/>
         </w:rPr>
         <w:t xml:space="preserve">, </w:t>
       </w:r>
-      <w:hyperlink r:id="rId120">
-        <w:r>
-          <w:rPr>
-            <w:lang w:val="fr_FR" w:bidi="fr_FR"/>
-          </w:rPr>
-          <w:rPr>
-            <w:color w:val="0000EE"/>
-            <w:u w:val="single"/>
-          </w:rPr>
-          <w:t>24–25</w:t>
-        </w:r>
-      </w:hyperlink>
+      <w:r>
+        <w:rPr>
+          <w:lang w:val="fr_FR" w:bidi="fr_FR"/>
+        </w:rPr>
+        <w:t>24–25</w:t>
+      </w:r>
       <w:r>
         <w:rPr>
           <w:lang w:val="fr_FR" w:bidi="fr_FR"/>
         </w:rPr>
         <w:t xml:space="preserve">, </w:t>
       </w:r>
-      <w:hyperlink r:id="rId121">
-        <w:r>
-          <w:rPr>
-            <w:lang w:val="fr_FR" w:bidi="fr_FR"/>
-          </w:rPr>
-          <w:rPr>
-            <w:color w:val="0000EE"/>
-            <w:u w:val="single"/>
-          </w:rPr>
-          <w:t>36</w:t>
-        </w:r>
-      </w:hyperlink>
+      <w:r>
+        <w:rPr>
+          <w:lang w:val="fr_FR" w:bidi="fr_FR"/>
+        </w:rPr>
+        <w:t>36</w:t>
+      </w:r>
       <w:r>
         <w:rPr>
           <w:lang w:val="fr_FR" w:bidi="fr_FR"/>
         </w:rPr>
         <w:t xml:space="preserve">, </w:t>
       </w:r>
-      <w:hyperlink r:id="rId122">
-        <w:r>
-          <w:rPr>
-            <w:lang w:val="fr_FR" w:bidi="fr_FR"/>
-          </w:rPr>
-          <w:rPr>
-            <w:color w:val="0000EE"/>
-            <w:u w:val="single"/>
-          </w:rPr>
-          <w:t>14:64–15:47</w:t>
-        </w:r>
-      </w:hyperlink>
+      <w:r>
+        <w:rPr>
+          <w:lang w:val="fr_FR" w:bidi="fr_FR"/>
+        </w:rPr>
+        <w:t>14:64–15:47</w:t>
+      </w:r>
       <w:r>
         <w:rPr>
           <w:lang w:val="fr_FR" w:bidi="fr_FR"/>
         </w:rPr>
         <w:t>). Marc insiste que la mort de Jésus faisait partie du plan de Dieu. C’était une nécessité divine (</w:t>
       </w:r>
-      <w:hyperlink r:id="rId33">
-        <w:r>
-          <w:rPr>
-            <w:lang w:val="fr_FR" w:bidi="fr_FR"/>
-          </w:rPr>
-          <w:rPr>
-            <w:color w:val="0000EE"/>
-            <w:u w:val="single"/>
-          </w:rPr>
-          <w:t>8:31</w:t>
-        </w:r>
-      </w:hyperlink>
+      <w:r>
+        <w:rPr>
+          <w:lang w:val="fr_FR" w:bidi="fr_FR"/>
+        </w:rPr>
+        <w:t>8:31</w:t>
+      </w:r>
       <w:r>
         <w:rPr>
           <w:lang w:val="fr_FR" w:bidi="fr_FR"/>
         </w:rPr>
         <w:t>), car Dieu l’a voulue (</w:t>
       </w:r>
-      <w:hyperlink r:id="rId116">
-        <w:r>
-          <w:rPr>
-            <w:lang w:val="fr_FR" w:bidi="fr_FR"/>
-          </w:rPr>
-          <w:rPr>
-            <w:color w:val="0000EE"/>
-            <w:u w:val="single"/>
-          </w:rPr>
-          <w:t>10:45</w:t>
-        </w:r>
-      </w:hyperlink>
+      <w:r>
+        <w:rPr>
+          <w:lang w:val="fr_FR" w:bidi="fr_FR"/>
+        </w:rPr>
+        <w:t>10:45</w:t>
+      </w:r>
       <w:r>
         <w:rPr>
           <w:lang w:val="fr_FR" w:bidi="fr_FR"/>
         </w:rPr>
         <w:t xml:space="preserve">; </w:t>
       </w:r>
-      <w:hyperlink r:id="rId121">
-        <w:r>
-          <w:rPr>
-            <w:lang w:val="fr_FR" w:bidi="fr_FR"/>
-          </w:rPr>
-          <w:rPr>
-            <w:color w:val="0000EE"/>
-            <w:u w:val="single"/>
-          </w:rPr>
-          <w:t>14:36</w:t>
-        </w:r>
-      </w:hyperlink>
+      <w:r>
+        <w:rPr>
+          <w:lang w:val="fr_FR" w:bidi="fr_FR"/>
+        </w:rPr>
+        <w:t>14:36</w:t>
+      </w:r>
       <w:r>
         <w:rPr>
           <w:lang w:val="fr_FR" w:bidi="fr_FR"/>
         </w:rPr>
         <w:t xml:space="preserve">). L’Ancien Testament annonce également la mort du Messie (voir </w:t>
       </w:r>
-      <w:hyperlink r:id="rId113">
-        <w:r>
-          <w:rPr>
-            <w:lang w:val="fr_FR" w:bidi="fr_FR"/>
-          </w:rPr>
-          <w:rPr>
-            <w:color w:val="0000EE"/>
-            <w:u w:val="single"/>
-          </w:rPr>
-          <w:t>9:12</w:t>
-        </w:r>
-      </w:hyperlink>
+      <w:r>
+        <w:rPr>
+          <w:lang w:val="fr_FR" w:bidi="fr_FR"/>
+        </w:rPr>
+        <w:t>9:12</w:t>
+      </w:r>
       <w:r>
         <w:rPr>
           <w:lang w:val="fr_FR" w:bidi="fr_FR"/>
         </w:rPr>
         <w:t xml:space="preserve">; </w:t>
       </w:r>
-      <w:hyperlink r:id="rId119">
-        <w:r>
-          <w:rPr>
-            <w:lang w:val="fr_FR" w:bidi="fr_FR"/>
-          </w:rPr>
-          <w:rPr>
-            <w:color w:val="0000EE"/>
-            <w:u w:val="single"/>
-          </w:rPr>
-          <w:t>14:21</w:t>
-        </w:r>
-      </w:hyperlink>
+      <w:r>
+        <w:rPr>
+          <w:lang w:val="fr_FR" w:bidi="fr_FR"/>
+        </w:rPr>
+        <w:t>14:21</w:t>
+      </w:r>
       <w:r>
         <w:rPr>
           <w:lang w:val="fr_FR" w:bidi="fr_FR"/>
         </w:rPr>
         <w:t xml:space="preserve">, </w:t>
       </w:r>
-      <w:hyperlink r:id="rId123">
-        <w:r>
-          <w:rPr>
-            <w:lang w:val="fr_FR" w:bidi="fr_FR"/>
-          </w:rPr>
-          <w:rPr>
-            <w:color w:val="0000EE"/>
-            <w:u w:val="single"/>
-          </w:rPr>
-          <w:t>27</w:t>
-        </w:r>
-      </w:hyperlink>
+      <w:r>
+        <w:rPr>
+          <w:lang w:val="fr_FR" w:bidi="fr_FR"/>
+        </w:rPr>
+        <w:t>27</w:t>
+      </w:r>
       <w:r>
         <w:rPr>
           <w:lang w:val="fr_FR" w:bidi="fr_FR"/>
         </w:rPr>
         <w:t xml:space="preserve">, </w:t>
       </w:r>
-      <w:hyperlink r:id="rId124">
-        <w:r>
-          <w:rPr>
-            <w:lang w:val="fr_FR" w:bidi="fr_FR"/>
-          </w:rPr>
-          <w:rPr>
-            <w:color w:val="0000EE"/>
-            <w:u w:val="single"/>
-          </w:rPr>
-          <w:t>49</w:t>
-        </w:r>
-      </w:hyperlink>
+      <w:r>
+        <w:rPr>
+          <w:lang w:val="fr_FR" w:bidi="fr_FR"/>
+        </w:rPr>
+        <w:t>49</w:t>
+      </w:r>
       <w:r>
         <w:rPr>
           <w:lang w:val="fr_FR" w:bidi="fr_FR"/>
         </w:rPr>
         <w:t>). Jésus est venu donner sa vie en rançon pour beaucoup (</w:t>
       </w:r>
-      <w:hyperlink r:id="rId116">
-        <w:r>
-          <w:rPr>
-            <w:lang w:val="fr_FR" w:bidi="fr_FR"/>
-          </w:rPr>
-          <w:rPr>
-            <w:color w:val="0000EE"/>
-            <w:u w:val="single"/>
-          </w:rPr>
-          <w:t>10:45</w:t>
-        </w:r>
-      </w:hyperlink>
+      <w:r>
+        <w:rPr>
+          <w:lang w:val="fr_FR" w:bidi="fr_FR"/>
+        </w:rPr>
+        <w:t>10:45</w:t>
+      </w:r>
       <w:r>
         <w:rPr>
           <w:lang w:val="fr_FR" w:bidi="fr_FR"/>
         </w:rPr>
         <w:t>) et pour verser son sang en sacrifice afin d'établir une nouvelle alliance (</w:t>
       </w:r>
-      <w:hyperlink r:id="rId125">
-        <w:r>
-          <w:rPr>
-            <w:lang w:val="fr_FR" w:bidi="fr_FR"/>
-          </w:rPr>
-          <w:rPr>
-            <w:color w:val="0000EE"/>
-            <w:u w:val="single"/>
-          </w:rPr>
-          <w:t>14:24</w:t>
-        </w:r>
-      </w:hyperlink>
+      <w:r>
+        <w:rPr>
+          <w:lang w:val="fr_FR" w:bidi="fr_FR"/>
+        </w:rPr>
+        <w:t>14:24</w:t>
+      </w:r>
       <w:r>
         <w:rPr>
           <w:lang w:val="fr_FR" w:bidi="fr_FR"/>
@@ -2977,144 +2185,96 @@
         </w:rPr>
         <w:t xml:space="preserve">Discipulat chrétien. Marc met l’accent sur l’importance de suivre Jésus en mourant à soi-même et en portant notre croix (voir </w:t>
       </w:r>
-      <w:hyperlink r:id="rId126">
-        <w:r>
-          <w:rPr>
-            <w:lang w:val="fr_FR" w:bidi="fr_FR"/>
-          </w:rPr>
-          <w:rPr>
-            <w:color w:val="0000EE"/>
-            <w:u w:val="single"/>
-          </w:rPr>
-          <w:t>8:34</w:t>
-        </w:r>
-      </w:hyperlink>
+      <w:r>
+        <w:rPr>
+          <w:lang w:val="fr_FR" w:bidi="fr_FR"/>
+        </w:rPr>
+        <w:t>8:34</w:t>
+      </w:r>
       <w:r>
         <w:rPr>
           <w:lang w:val="fr_FR" w:bidi="fr_FR"/>
         </w:rPr>
         <w:t>). La vie de disciple exclut une réponse sans conviction, mais exige que nous laissions tout derrière nous pour suivre Jésus (</w:t>
       </w:r>
-      <w:hyperlink r:id="rId127">
-        <w:r>
-          <w:rPr>
-            <w:lang w:val="fr_FR" w:bidi="fr_FR"/>
-          </w:rPr>
-          <w:rPr>
-            <w:color w:val="0000EE"/>
-            <w:u w:val="single"/>
-          </w:rPr>
-          <w:t>1:18</w:t>
-        </w:r>
-      </w:hyperlink>
+      <w:r>
+        <w:rPr>
+          <w:lang w:val="fr_FR" w:bidi="fr_FR"/>
+        </w:rPr>
+        <w:t>1:18</w:t>
+      </w:r>
       <w:r>
         <w:rPr>
           <w:lang w:val="fr_FR" w:bidi="fr_FR"/>
         </w:rPr>
         <w:t xml:space="preserve">, </w:t>
       </w:r>
-      <w:hyperlink r:id="rId128">
-        <w:r>
-          <w:rPr>
-            <w:lang w:val="fr_FR" w:bidi="fr_FR"/>
-          </w:rPr>
-          <w:rPr>
-            <w:color w:val="0000EE"/>
-            <w:u w:val="single"/>
-          </w:rPr>
-          <w:t>20</w:t>
-        </w:r>
-      </w:hyperlink>
+      <w:r>
+        <w:rPr>
+          <w:lang w:val="fr_FR" w:bidi="fr_FR"/>
+        </w:rPr>
+        <w:t>20</w:t>
+      </w:r>
       <w:r>
         <w:rPr>
           <w:lang w:val="fr_FR" w:bidi="fr_FR"/>
         </w:rPr>
         <w:t xml:space="preserve">; </w:t>
       </w:r>
-      <w:hyperlink r:id="rId129">
-        <w:r>
-          <w:rPr>
-            <w:lang w:val="fr_FR" w:bidi="fr_FR"/>
-          </w:rPr>
-          <w:rPr>
-            <w:color w:val="0000EE"/>
-            <w:u w:val="single"/>
-          </w:rPr>
-          <w:t>10:21</w:t>
-        </w:r>
-      </w:hyperlink>
+      <w:r>
+        <w:rPr>
+          <w:lang w:val="fr_FR" w:bidi="fr_FR"/>
+        </w:rPr>
+        <w:t>10:21</w:t>
+      </w:r>
       <w:r>
         <w:rPr>
           <w:lang w:val="fr_FR" w:bidi="fr_FR"/>
         </w:rPr>
         <w:t xml:space="preserve">, </w:t>
       </w:r>
-      <w:hyperlink r:id="rId130">
-        <w:r>
-          <w:rPr>
-            <w:lang w:val="fr_FR" w:bidi="fr_FR"/>
-          </w:rPr>
-          <w:rPr>
-            <w:color w:val="0000EE"/>
-            <w:u w:val="single"/>
-          </w:rPr>
-          <w:t>29</w:t>
-        </w:r>
-      </w:hyperlink>
+      <w:r>
+        <w:rPr>
+          <w:lang w:val="fr_FR" w:bidi="fr_FR"/>
+        </w:rPr>
+        <w:t>29</w:t>
+      </w:r>
       <w:r>
         <w:rPr>
           <w:lang w:val="fr_FR" w:bidi="fr_FR"/>
         </w:rPr>
         <w:t>). La vie de disciple peut même mener à la persécution et au martyre (</w:t>
       </w:r>
-      <w:hyperlink r:id="rId52">
-        <w:r>
-          <w:rPr>
-            <w:lang w:val="fr_FR" w:bidi="fr_FR"/>
-          </w:rPr>
-          <w:rPr>
-            <w:color w:val="0000EE"/>
-            <w:u w:val="single"/>
-          </w:rPr>
-          <w:t>13:9–13</w:t>
-        </w:r>
-      </w:hyperlink>
+      <w:r>
+        <w:rPr>
+          <w:lang w:val="fr_FR" w:bidi="fr_FR"/>
+        </w:rPr>
+        <w:t>13:9–13</w:t>
+      </w:r>
       <w:r>
         <w:rPr>
           <w:lang w:val="fr_FR" w:bidi="fr_FR"/>
         </w:rPr>
         <w:t>a), mais les chrétiens ont la promesse que la persévérance dans la foi mène au salut (</w:t>
       </w:r>
-      <w:hyperlink r:id="rId131">
-        <w:r>
-          <w:rPr>
-            <w:lang w:val="fr_FR" w:bidi="fr_FR"/>
-          </w:rPr>
-          <w:rPr>
-            <w:color w:val="0000EE"/>
-            <w:u w:val="single"/>
-          </w:rPr>
-          <w:t>13:13</w:t>
-        </w:r>
-      </w:hyperlink>
+      <w:r>
+        <w:rPr>
+          <w:lang w:val="fr_FR" w:bidi="fr_FR"/>
+        </w:rPr>
+        <w:t>13:13</w:t>
+      </w:r>
       <w:r>
         <w:rPr>
           <w:lang w:val="fr_FR" w:bidi="fr_FR"/>
         </w:rPr>
         <w:t>) et à la vie éternelle (</w:t>
       </w:r>
-      <w:hyperlink r:id="rId51">
-        <w:r>
-          <w:rPr>
-            <w:lang w:val="fr_FR" w:bidi="fr_FR"/>
-          </w:rPr>
-          <w:rPr>
-            <w:color w:val="0000EE"/>
-            <w:u w:val="single"/>
-          </w:rPr>
-          <w:t>10:30</w:t>
-        </w:r>
-      </w:hyperlink>
+      <w:r>
+        <w:rPr>
+          <w:lang w:val="fr_FR" w:bidi="fr_FR"/>
+        </w:rPr>
+        <w:t>10:30</w:t>
+      </w:r>
       <w:r>
         <w:rPr>
           <w:lang w:val="fr_FR" w:bidi="fr_FR"/>
@@ -3135,18 +2295,12 @@
         </w:rPr>
         <w:t>Le « secret du Messie ». Tout au long de l’Evangile selon Marc, Jésus dit aux autres de ne pas révéler sa véritable identité, probablement à cause de la tendance humaine à ne pas comprendre qui il est et ce pourquoi il est venu. Pourtant, le secret ne pouvait être et n’a pas été gardé (</w:t>
       </w:r>
-      <w:hyperlink r:id="rId132">
-        <w:r>
-          <w:rPr>
-            <w:lang w:val="fr_FR" w:bidi="fr_FR"/>
-          </w:rPr>
-          <w:rPr>
-            <w:color w:val="0000EE"/>
-            <w:u w:val="single"/>
-          </w:rPr>
-          <w:t>7:36</w:t>
-        </w:r>
-      </w:hyperlink>
+      <w:r>
+        <w:rPr>
+          <w:lang w:val="fr_FR" w:bidi="fr_FR"/>
+        </w:rPr>
+        <w:t>7:36</w:t>
+      </w:r>
       <w:r>
         <w:rPr>
           <w:lang w:val="fr_FR" w:bidi="fr_FR"/>
@@ -3167,18 +2321,12 @@
         </w:rPr>
         <w:t>L’avènement du Royaume de Dieu. L’avènement du Royaume de Dieu est au cœur du message de Jésus. Les hommes ont besoin de se repentir et de croire en l’Evangile, car le Royaume de Dieu est venu (</w:t>
       </w:r>
-      <w:hyperlink r:id="rId75">
-        <w:r>
-          <w:rPr>
-            <w:lang w:val="fr_FR" w:bidi="fr_FR"/>
-          </w:rPr>
-          <w:rPr>
-            <w:color w:val="0000EE"/>
-            <w:u w:val="single"/>
-          </w:rPr>
-          <w:t>1:14–15</w:t>
-        </w:r>
-      </w:hyperlink>
+      <w:r>
+        <w:rPr>
+          <w:lang w:val="fr_FR" w:bidi="fr_FR"/>
+        </w:rPr>
+        <w:t>1:14–15</w:t>
+      </w:r>
       <w:r>
         <w:rPr>
           <w:lang w:val="fr_FR" w:bidi="fr_FR"/>
